--- a/sit120_web/task32p/answer1.docx
+++ b/sit120_web/task32p/answer1.docx
@@ -4,14 +4,14 @@
   <w:body>
     <w:p>
       <w:pPr>
-        <w:pStyle w:val="827"/>
+        <w:pStyle w:val="829"/>
         <w:pBdr/>
         <w:spacing/>
         <w:ind/>
         <w:rPr/>
       </w:pPr>
       <w:r>
-        <w:t xml:space="preserve">Task 3.1P</w:t>
+        <w:t xml:space="preserve">Task 3.2P</w:t>
       </w:r>
       <w:r/>
     </w:p>
@@ -26,10 +26,20 @@
         </w:rPr>
       </w:pPr>
       <w:r>
-        <w:t xml:space="preserve">I extracted the linked resource file from Cloud Deakin.</w:t>
+        <w:t xml:space="preserve">I had to refer to w3schools</w:t>
       </w:r>
       <w:r>
         <w:rPr>
+          <w:vertAlign w:val="superscript"/>
+        </w:rPr>
+        <w:t xml:space="preserve">[1][2]</w:t>
+      </w:r>
+      <w:r>
+        <w:t xml:space="preserve"> to some things, but it was pretty easy, specially with intellisense and emmet abbreviations in VS Code.</w:t>
+      </w:r>
+      <w:r>
+        <w:rPr>
+          <w:highlight w:val="none"/>
           <w14:ligatures w14:val="none"/>
         </w:rPr>
       </w:r>
@@ -39,59 +49,21 @@
         <w:pBdr/>
         <w:spacing/>
         <w:ind/>
+        <w:jc w:val="center"/>
         <w:rPr>
+          <w:highlight w:val="none"/>
           <w14:ligatures w14:val="none"/>
         </w:rPr>
       </w:pPr>
       <w:r>
         <w:rPr>
+          <w:highlight w:val="none"/>
           <w14:ligatures w14:val="none"/>
         </w:rPr>
       </w:r>
       <w:r>
         <w:rPr>
-          <w14:ligatures w14:val="none"/>
-        </w:rPr>
-        <w:t xml:space="preserve">The theme I chose was computers. I searched for images in </w:t>
-      </w:r>
-      <w:hyperlink r:id="rId9" w:tooltip="https://unsplash.com/s/photos/computers" w:history="1">
-        <w:r>
-          <w:rPr>
-            <w:rStyle w:val="872"/>
-            <w14:ligatures w14:val="none"/>
-          </w:rPr>
-          <w:t xml:space="preserve">Unsplash</w:t>
-        </w:r>
-      </w:hyperlink>
-      <w:r>
-        <w:rPr>
-          <w14:ligatures w14:val="none"/>
-        </w:rPr>
-        <w:t xml:space="preserve"> as instructed.</w:t>
-      </w:r>
-      <w:r>
-        <w:rPr>
-          <w14:ligatures w14:val="none"/>
-        </w:rPr>
-      </w:r>
-    </w:p>
-    <w:p>
-      <w:pPr>
-        <w:pBdr/>
-        <w:spacing/>
-        <w:ind/>
-        <w:jc w:val="center"/>
-        <w:rPr>
-          <w14:ligatures w14:val="none"/>
-        </w:rPr>
-      </w:pPr>
-      <w:r>
-        <w:rPr>
-          <w14:ligatures w14:val="none"/>
-        </w:rPr>
-      </w:r>
-      <w:r>
-        <w:rPr>
+          <w:highlight w:val="none"/>
           <w14:ligatures w14:val="none"/>
         </w:rPr>
       </w:r>
@@ -100,7 +72,7 @@
           <mc:Choice Requires="wpg">
             <w:drawing>
               <wp:inline xmlns:wp="http://schemas.openxmlformats.org/drawingml/2006/wordprocessingDrawing" distT="0" distB="0" distL="0" distR="0">
-                <wp:extent cx="5173537" cy="2650620"/>
+                <wp:extent cx="1572600" cy="477510"/>
                 <wp:effectExtent l="0" t="0" r="0" b="0"/>
                 <wp:docPr id="1" name=""/>
                 <wp:cNvGraphicFramePr>
@@ -110,20 +82,20 @@
                   <a:graphicData uri="http://schemas.openxmlformats.org/drawingml/2006/picture">
                     <pic:pic xmlns:pic="http://schemas.openxmlformats.org/drawingml/2006/picture">
                       <pic:nvPicPr>
-                        <pic:cNvPr id="1238276799" name=""/>
+                        <pic:cNvPr id="1676518456" name=""/>
                         <pic:cNvPicPr>
                           <a:picLocks noChangeAspect="1"/>
                         </pic:cNvPicPr>
                         <pic:nvPr/>
                       </pic:nvPicPr>
                       <pic:blipFill rotWithShape="1">
-                        <a:blip r:embed="rId10"/>
+                        <a:blip r:embed="rId9"/>
                         <a:stretch/>
                       </pic:blipFill>
                       <pic:spPr bwMode="auto">
                         <a:xfrm flipH="0" flipV="0">
                           <a:off x="0" y="0"/>
-                          <a:ext cx="5173537" cy="2650620"/>
+                          <a:ext cx="1572599" cy="477510"/>
                         </a:xfrm>
                         <a:prstGeom prst="rect">
                           <a:avLst/>
@@ -156,8 +128,8 @@
                 <v:path o:extrusionok="f" gradientshapeok="t" o:connecttype="rect"/>
                 <o:lock v:ext="edit" aspectratio="t"/>
               </v:shapetype>
-              <v:shape id="_x0000_i0" o:spid="_x0000_s0" type="#_x0000_t75" style="width:407.37pt;height:208.71pt;mso-wrap-distance-left:0.00pt;mso-wrap-distance-top:0.00pt;mso-wrap-distance-right:0.00pt;mso-wrap-distance-bottom:0.00pt;z-index:1;" stroked="false">
-                <v:imagedata r:id="rId10" o:title=""/>
+              <v:shape id="_x0000_i0" o:spid="_x0000_s0" type="#_x0000_t75" style="width:123.83pt;height:37.60pt;mso-wrap-distance-left:0.00pt;mso-wrap-distance-top:0.00pt;mso-wrap-distance-right:0.00pt;mso-wrap-distance-bottom:0.00pt;z-index:1;" stroked="false">
+                <v:imagedata r:id="rId9" o:title=""/>
                 <o:lock v:ext="edit" rotation="t"/>
               </v:shape>
             </w:pict>
@@ -166,11 +138,13 @@
       </w:r>
       <w:r>
         <w:rPr>
+          <w:highlight w:val="none"/>
           <w14:ligatures w14:val="none"/>
         </w:rPr>
       </w:r>
       <w:r>
         <w:rPr>
+          <w:highlight w:val="none"/>
           <w14:ligatures w14:val="none"/>
         </w:rPr>
       </w:r>
@@ -181,33 +155,27 @@
         <w:spacing/>
         <w:ind/>
         <w:rPr>
+          <w:highlight w:val="none"/>
           <w14:ligatures w14:val="none"/>
         </w:rPr>
       </w:pPr>
       <w:r>
         <w:rPr>
+          <w:highlight w:val="none"/>
           <w14:ligatures w14:val="none"/>
         </w:rPr>
+        <w:t xml:space="preserve">This section is not really required.</w:t>
       </w:r>
       <w:r>
         <w:rPr>
+          <w:highlight w:val="none"/>
           <w14:ligatures w14:val="none"/>
         </w:rPr>
-        <w:t xml:space="preserve">And I added them to my web page. </w:t>
+        <w:t xml:space="preserve"> When you open chrome’s development tools without this style set, you can see that the font weight of bold is the default for th.</w:t>
       </w:r>
       <w:r>
         <w:rPr>
-          <w14:ligatures w14:val="none"/>
-        </w:rPr>
-        <w:t xml:space="preserve">The scroll behavior was set to smooth for much more smoother scrolling in the web page.</w:t>
-      </w:r>
-      <w:r>
-        <w:rPr>
-          <w14:ligatures w14:val="none"/>
-        </w:rPr>
-      </w:r>
-      <w:r>
-        <w:rPr>
+          <w:highlight w:val="none"/>
           <w14:ligatures w14:val="none"/>
         </w:rPr>
       </w:r>
@@ -225,21 +193,16 @@
       </w:pPr>
       <w:r>
         <w:rPr>
+          <w:highlight w:val="none"/>
           <w14:ligatures w14:val="none"/>
         </w:rPr>
       </w:r>
-      <w:r>
-        <w:rPr>
-          <w14:ligatures w14:val="none"/>
-        </w:rPr>
-      </w:r>
-      <w:r/>
       <w:r>
         <mc:AlternateContent>
           <mc:Choice Requires="wpg">
             <w:drawing>
               <wp:inline xmlns:wp="http://schemas.openxmlformats.org/drawingml/2006/wordprocessingDrawing" distT="0" distB="0" distL="0" distR="0">
-                <wp:extent cx="3429000" cy="1197532"/>
+                <wp:extent cx="4158982" cy="983845"/>
                 <wp:effectExtent l="0" t="0" r="0" b="0"/>
                 <wp:docPr id="2" name=""/>
                 <wp:cNvGraphicFramePr>
@@ -249,20 +212,20 @@
                   <a:graphicData uri="http://schemas.openxmlformats.org/drawingml/2006/picture">
                     <pic:pic xmlns:pic="http://schemas.openxmlformats.org/drawingml/2006/picture">
                       <pic:nvPicPr>
-                        <pic:cNvPr id="180374081" name=""/>
+                        <pic:cNvPr id="165910721" name=""/>
                         <pic:cNvPicPr>
                           <a:picLocks noChangeAspect="1"/>
                         </pic:cNvPicPr>
                         <pic:nvPr/>
                       </pic:nvPicPr>
                       <pic:blipFill rotWithShape="1">
-                        <a:blip r:embed="rId11"/>
+                        <a:blip r:embed="rId10"/>
                         <a:stretch/>
                       </pic:blipFill>
                       <pic:spPr bwMode="auto">
                         <a:xfrm flipH="0" flipV="0">
                           <a:off x="0" y="0"/>
-                          <a:ext cx="3429000" cy="1197532"/>
+                          <a:ext cx="4158981" cy="983845"/>
                         </a:xfrm>
                         <a:prstGeom prst="rect">
                           <a:avLst/>
@@ -295,37 +258,23 @@
                 <v:path o:extrusionok="f" gradientshapeok="t" o:connecttype="rect"/>
                 <o:lock v:ext="edit" aspectratio="t"/>
               </v:shapetype>
-              <v:shape id="_x0000_i1" o:spid="_x0000_s1" type="#_x0000_t75" style="width:270.00pt;height:94.29pt;mso-wrap-distance-left:0.00pt;mso-wrap-distance-top:0.00pt;mso-wrap-distance-right:0.00pt;mso-wrap-distance-bottom:0.00pt;z-index:1;" stroked="false">
-                <v:imagedata r:id="rId11" o:title=""/>
+              <v:shape id="_x0000_i1" o:spid="_x0000_s1" type="#_x0000_t75" style="width:327.48pt;height:77.47pt;mso-wrap-distance-left:0.00pt;mso-wrap-distance-top:0.00pt;mso-wrap-distance-right:0.00pt;mso-wrap-distance-bottom:0.00pt;z-index:1;" stroked="false">
+                <v:imagedata r:id="rId10" o:title=""/>
                 <o:lock v:ext="edit" rotation="t"/>
               </v:shape>
             </w:pict>
           </mc:Fallback>
         </mc:AlternateContent>
       </w:r>
-      <w:r/>
       <w:r>
         <w:rPr>
+          <w:highlight w:val="none"/>
           <w14:ligatures w14:val="none"/>
         </w:rPr>
       </w:r>
       <w:r>
         <w:rPr>
-          <w14:ligatures w14:val="none"/>
-        </w:rPr>
-      </w:r>
-      <w:r>
-        <w:rPr>
-          <w14:ligatures w14:val="none"/>
-        </w:rPr>
-      </w:r>
-      <w:r>
-        <w:rPr>
-          <w14:ligatures w14:val="none"/>
-        </w:rPr>
-      </w:r>
-      <w:r>
-        <w:rPr>
+          <w:highlight w:val="none"/>
           <w14:ligatures w14:val="none"/>
         </w:rPr>
       </w:r>
@@ -342,75 +291,6 @@
         <w:spacing/>
         <w:ind/>
         <w:rPr>
-          <w14:ligatures w14:val="none"/>
-        </w:rPr>
-      </w:pPr>
-      <w:r>
-        <w:rPr>
-          <w14:ligatures w14:val="none"/>
-        </w:rPr>
-      </w:r>
-      <w:r>
-        <w:rPr>
-          <w14:ligatures w14:val="none"/>
-        </w:rPr>
-      </w:r>
-      <w:r>
-        <w:rPr>
-          <w14:ligatures w14:val="none"/>
-        </w:rPr>
-        <w:t xml:space="preserve">I added hyperlinks to the top for easier navigation throughout the page’s contents. We could technically put them into a section tag and scroll down to there but in this case, the fragment that it takes you down to is the id of the title of that section – w</w:t>
-      </w:r>
-      <w:r>
-        <w:rPr>
-          <w14:ligatures w14:val="none"/>
-        </w:rPr>
-        <w:t xml:space="preserve">hich works identically.</w:t>
-      </w:r>
-      <w:r>
-        <w:rPr>
-          <w14:ligatures w14:val="none"/>
-        </w:rPr>
-      </w:r>
-      <w:r>
-        <w:rPr>
-          <w14:ligatures w14:val="none"/>
-        </w:rPr>
-      </w:r>
-    </w:p>
-    <w:p>
-      <w:pPr>
-        <w:pBdr/>
-        <w:spacing/>
-        <w:ind/>
-        <w:rPr>
-          <w:highlight w:val="none"/>
-          <w14:ligatures w14:val="none"/>
-        </w:rPr>
-      </w:pPr>
-      <w:r>
-        <w:rPr>
-          <w14:ligatures w14:val="none"/>
-        </w:rPr>
-      </w:r>
-      <w:r>
-        <w:rPr>
-          <w14:ligatures w14:val="none"/>
-        </w:rPr>
-        <w:t xml:space="preserve">The new sections added to my already existing page can be found in the next page.</w:t>
-      </w:r>
-      <w:r>
-        <w:rPr>
-          <w14:ligatures w14:val="none"/>
-        </w:rPr>
-      </w:r>
-    </w:p>
-    <w:p>
-      <w:pPr>
-        <w:pBdr/>
-        <w:spacing/>
-        <w:ind/>
-        <w:rPr>
           <w:highlight w:val="none"/>
           <w14:ligatures w14:val="none"/>
         </w:rPr>
@@ -420,103 +300,7 @@
           <w:highlight w:val="none"/>
           <w14:ligatures w14:val="none"/>
         </w:rPr>
-        <w:t xml:space="preserve">Demonstration Video: </w:t>
-      </w:r>
-      <w:r>
-        <w:rPr>
-          <w:highlight w:val="none"/>
-          <w14:ligatures w14:val="none"/>
-        </w:rPr>
-      </w:r>
-      <w:hyperlink r:id="rId12" w:tooltip="https://youtu.be/iljAa1XuEb4" w:history="1">
-        <w:r>
-          <w:rPr>
-            <w:rStyle w:val="872"/>
-            <w:highlight w:val="none"/>
-            <w14:ligatures w14:val="none"/>
-          </w:rPr>
-          <w:t xml:space="preserve">https://youtu.be/iljAa1XuEb4</w:t>
-        </w:r>
-        <w:r>
-          <w:rPr>
-            <w:rStyle w:val="872"/>
-            <w:highlight w:val="none"/>
-            <w14:ligatures w14:val="none"/>
-          </w:rPr>
-        </w:r>
-      </w:hyperlink>
-      <w:r>
-        <w:rPr>
-          <w:highlight w:val="none"/>
-          <w14:ligatures w14:val="none"/>
-        </w:rPr>
-        <w:t xml:space="preserve">  (</w:t>
-      </w:r>
-      <w:r>
-        <w:rPr>
-          <w14:ligatures w14:val="none"/>
-        </w:rPr>
-        <w:t xml:space="preserve">2 minutes and 12 seconds).</w:t>
-      </w:r>
-      <w:r>
-        <w:rPr>
-          <w14:ligatures w14:val="none"/>
-        </w:rPr>
-      </w:r>
-    </w:p>
-    <w:p>
-      <w:pPr>
-        <w:pStyle w:val="890"/>
-        <w:numPr>
-          <w:ilvl w:val="0"/>
-          <w:numId w:val="1"/>
-        </w:numPr>
-        <w:pBdr/>
-        <w:spacing/>
-        <w:ind/>
-        <w:rPr>
-          <w14:ligatures w14:val="none"/>
-        </w:rPr>
-      </w:pPr>
-      <w:r>
-        <w:rPr>
-          <w:highlight w:val="none"/>
-          <w14:ligatures w14:val="none"/>
-        </w:rPr>
-        <w:t xml:space="preserve">00:00 :- Demonstration</w:t>
-      </w:r>
-      <w:r>
-        <w:rPr>
-          <w14:ligatures w14:val="none"/>
-        </w:rPr>
-      </w:r>
-    </w:p>
-    <w:p>
-      <w:pPr>
-        <w:pStyle w:val="890"/>
-        <w:numPr>
-          <w:ilvl w:val="0"/>
-          <w:numId w:val="1"/>
-        </w:numPr>
-        <w:pBdr/>
-        <w:spacing/>
-        <w:ind/>
-        <w:rPr>
-          <w14:ligatures w14:val="none"/>
-        </w:rPr>
-      </w:pPr>
-      <w:r>
-        <w:rPr>
-          <w:highlight w:val="none"/>
-          <w14:ligatures w14:val="none"/>
-        </w:rPr>
-      </w:r>
-      <w:r>
-        <w:rPr>
-          <w:highlight w:val="none"/>
-          <w14:ligatures w14:val="none"/>
-        </w:rPr>
-        <w:t xml:space="preserve">01:49 :- Quick Code Overview</w:t>
+        <w:t xml:space="preserve">To ensure the header “Season” has a font weight of normal, I added wrote this class .font-normal and I added it to that element only. We could have also used inline css for that line, but I prefer this just because i”m familiar with Tailwind CSS.</w:t>
       </w:r>
       <w:r>
         <w:rPr>
@@ -530,144 +314,16 @@
         <w:pBdr/>
         <w:spacing/>
         <w:ind/>
-        <w:rPr>
-          <w14:ligatures w14:val="none"/>
-        </w:rPr>
-      </w:pPr>
-      <w:r>
-        <w:rPr>
-          <w14:ligatures w14:val="none"/>
-        </w:rPr>
-      </w:r>
-      <w:r>
-        <w:rPr>
-          <w14:ligatures w14:val="none"/>
-        </w:rPr>
-      </w:r>
-      <w:r>
-        <w:rPr>
-          <w14:ligatures w14:val="none"/>
-        </w:rPr>
-      </w:r>
-    </w:p>
-    <w:p>
-      <w:pPr>
-        <w:pBdr/>
-        <w:spacing/>
-        <w:ind/>
-        <w:rPr>
-          <w14:ligatures w14:val="none"/>
-        </w:rPr>
-      </w:pPr>
-      <w:r>
-        <w:rPr>
-          <w14:ligatures w14:val="none"/>
-        </w:rPr>
-      </w:r>
-      <w:r>
-        <w:rPr>
-          <w14:ligatures w14:val="none"/>
-        </w:rPr>
-      </w:r>
-      <w:r>
-        <w:rPr>
-          <w14:ligatures w14:val="none"/>
-        </w:rPr>
-      </w:r>
-    </w:p>
-    <w:p>
-      <w:pPr>
-        <w:pBdr/>
-        <w:spacing/>
-        <w:ind/>
-        <w:rPr>
-          <w14:ligatures w14:val="none"/>
-        </w:rPr>
-      </w:pPr>
-      <w:r>
-        <w:rPr>
-          <w14:ligatures w14:val="none"/>
-        </w:rPr>
-      </w:r>
-      <w:r>
-        <w:rPr>
-          <w14:ligatures w14:val="none"/>
-        </w:rPr>
-      </w:r>
-      <w:r>
-        <w:rPr>
-          <w14:ligatures w14:val="none"/>
-        </w:rPr>
-      </w:r>
-    </w:p>
-    <w:p>
-      <w:pPr>
-        <w:pBdr/>
-        <w:spacing/>
-        <w:ind/>
-        <w:rPr>
-          <w14:ligatures w14:val="none"/>
-        </w:rPr>
-      </w:pPr>
-      <w:r>
-        <w:rPr>
-          <w14:ligatures w14:val="none"/>
-        </w:rPr>
-      </w:r>
-      <w:r>
-        <w:rPr>
-          <w14:ligatures w14:val="none"/>
-        </w:rPr>
-      </w:r>
-      <w:r>
-        <w:rPr>
-          <w14:ligatures w14:val="none"/>
-        </w:rPr>
-      </w:r>
-    </w:p>
-    <w:p>
-      <w:pPr>
-        <w:pBdr/>
-        <w:spacing/>
-        <w:ind/>
-        <w:rPr>
-          <w14:ligatures w14:val="none"/>
-        </w:rPr>
-      </w:pPr>
-      <w:r>
-        <w:rPr>
-          <w14:ligatures w14:val="none"/>
-        </w:rPr>
-      </w:r>
-      <w:r>
-        <w:rPr>
-          <w14:ligatures w14:val="none"/>
-        </w:rPr>
-      </w:r>
-      <w:r>
-        <w:rPr>
-          <w14:ligatures w14:val="none"/>
-        </w:rPr>
-      </w:r>
-    </w:p>
-    <w:p>
-      <w:pPr>
-        <w:pBdr/>
-        <w:spacing/>
-        <w:ind/>
         <w:jc w:val="center"/>
         <w:rPr>
+          <w:highlight w:val="none"/>
           <w14:ligatures w14:val="none"/>
         </w:rPr>
       </w:pPr>
       <w:r>
         <w:rPr>
           <w:highlight w:val="none"/>
-        </w:rPr>
-      </w:r>
-      <w:r>
-        <w:rPr>
-          <w:highlight w:val="none"/>
+          <w14:ligatures w14:val="none"/>
         </w:rPr>
       </w:r>
       <w:r>
@@ -675,7 +331,7 @@
           <mc:Choice Requires="wpg">
             <w:drawing>
               <wp:inline xmlns:wp="http://schemas.openxmlformats.org/drawingml/2006/wordprocessingDrawing" distT="0" distB="0" distL="0" distR="0">
-                <wp:extent cx="5614652" cy="8856027"/>
+                <wp:extent cx="2527582" cy="467812"/>
                 <wp:effectExtent l="0" t="0" r="0" b="0"/>
                 <wp:docPr id="3" name=""/>
                 <wp:cNvGraphicFramePr>
@@ -685,21 +341,20 @@
                   <a:graphicData uri="http://schemas.openxmlformats.org/drawingml/2006/picture">
                     <pic:pic xmlns:pic="http://schemas.openxmlformats.org/drawingml/2006/picture">
                       <pic:nvPicPr>
-                        <pic:cNvPr id="694734331" name=""/>
+                        <pic:cNvPr id="956535874" name=""/>
                         <pic:cNvPicPr>
                           <a:picLocks noChangeAspect="1"/>
                         </pic:cNvPicPr>
                         <pic:nvPr/>
                       </pic:nvPicPr>
                       <pic:blipFill rotWithShape="1">
-                        <a:blip r:embed="rId13"/>
-                        <a:srcRect l="0" t="0" r="2200" b="0"/>
+                        <a:blip r:embed="rId11"/>
                         <a:stretch/>
                       </pic:blipFill>
                       <pic:spPr bwMode="auto">
                         <a:xfrm flipH="0" flipV="0">
                           <a:off x="0" y="0"/>
-                          <a:ext cx="5614652" cy="8856027"/>
+                          <a:ext cx="2527581" cy="467812"/>
                         </a:xfrm>
                         <a:prstGeom prst="rect">
                           <a:avLst/>
@@ -732,14 +387,350 @@
                 <v:path o:extrusionok="f" gradientshapeok="t" o:connecttype="rect"/>
                 <o:lock v:ext="edit" aspectratio="t"/>
               </v:shapetype>
-              <v:shape id="_x0000_i2" o:spid="_x0000_s2" type="#_x0000_t75" style="width:442.10pt;height:697.32pt;mso-wrap-distance-left:0.00pt;mso-wrap-distance-top:0.00pt;mso-wrap-distance-right:0.00pt;mso-wrap-distance-bottom:0.00pt;z-index:1;" stroked="false">
-                <v:imagedata r:id="rId13" o:title="" croptop="0f" cropleft="0f" cropbottom="0f" cropright="1442f"/>
+              <v:shape id="_x0000_i2" o:spid="_x0000_s2" type="#_x0000_t75" style="width:199.02pt;height:36.84pt;mso-wrap-distance-left:0.00pt;mso-wrap-distance-top:0.00pt;mso-wrap-distance-right:0.00pt;mso-wrap-distance-bottom:0.00pt;z-index:1;" stroked="false">
+                <v:imagedata r:id="rId11" o:title=""/>
                 <o:lock v:ext="edit" rotation="t"/>
               </v:shape>
             </w:pict>
           </mc:Fallback>
         </mc:AlternateContent>
       </w:r>
+      <w:r>
+        <w:rPr>
+          <w:highlight w:val="none"/>
+          <w14:ligatures w14:val="none"/>
+        </w:rPr>
+      </w:r>
+      <w:r>
+        <w:rPr>
+          <w:highlight w:val="none"/>
+          <w14:ligatures w14:val="none"/>
+        </w:rPr>
+      </w:r>
+      <w:r>
+        <w:rPr>
+          <w:highlight w:val="none"/>
+          <w14:ligatures w14:val="none"/>
+        </w:rPr>
+      </w:r>
+    </w:p>
+    <w:p>
+      <w:pPr>
+        <w:pBdr/>
+        <w:spacing/>
+        <w:ind/>
+        <w:rPr>
+          <w:highlight w:val="none"/>
+          <w14:ligatures w14:val="none"/>
+        </w:rPr>
+      </w:pPr>
+      <w:r>
+        <w:rPr>
+          <w:highlight w:val="none"/>
+          <w14:ligatures w14:val="none"/>
+        </w:rPr>
+      </w:r>
+      <w:r>
+        <w:rPr>
+          <w:highlight w:val="none"/>
+          <w14:ligatures w14:val="none"/>
+        </w:rPr>
+        <w:t xml:space="preserve">Below is what the website looks like:</w:t>
+      </w:r>
+      <w:r>
+        <w:rPr>
+          <w:highlight w:val="none"/>
+          <w14:ligatures w14:val="none"/>
+        </w:rPr>
+      </w:r>
+    </w:p>
+    <w:p>
+      <w:pPr>
+        <w:pBdr/>
+        <w:spacing/>
+        <w:ind/>
+        <w:rPr>
+          <w:highlight w:val="none"/>
+          <w14:ligatures w14:val="none"/>
+        </w:rPr>
+      </w:pPr>
+      <w:r>
+        <w:rPr>
+          <w:highlight w:val="none"/>
+          <w14:ligatures w14:val="none"/>
+        </w:rPr>
+      </w:r>
+      <w:r>
+        <w:rPr>
+          <w:highlight w:val="none"/>
+          <w14:ligatures w14:val="none"/>
+        </w:rPr>
+      </w:r>
+      <w:r>
+        <mc:AlternateContent>
+          <mc:Choice Requires="wpg">
+            <w:drawing>
+              <wp:inline xmlns:wp="http://schemas.openxmlformats.org/drawingml/2006/wordprocessingDrawing" distT="0" distB="0" distL="0" distR="0">
+                <wp:extent cx="6858000" cy="3556788"/>
+                <wp:effectExtent l="0" t="0" r="0" b="0"/>
+                <wp:docPr id="4" name=""/>
+                <wp:cNvGraphicFramePr>
+                  <a:graphicFrameLocks xmlns:a="http://schemas.openxmlformats.org/drawingml/2006/main" noChangeAspect="1"/>
+                </wp:cNvGraphicFramePr>
+                <a:graphic xmlns:a="http://schemas.openxmlformats.org/drawingml/2006/main">
+                  <a:graphicData uri="http://schemas.openxmlformats.org/drawingml/2006/picture">
+                    <pic:pic xmlns:pic="http://schemas.openxmlformats.org/drawingml/2006/picture">
+                      <pic:nvPicPr>
+                        <pic:cNvPr id="303156104" name=""/>
+                        <pic:cNvPicPr>
+                          <a:picLocks noChangeAspect="1"/>
+                        </pic:cNvPicPr>
+                        <pic:nvPr/>
+                      </pic:nvPicPr>
+                      <pic:blipFill rotWithShape="1">
+                        <a:blip r:embed="rId12"/>
+                        <a:stretch/>
+                      </pic:blipFill>
+                      <pic:spPr bwMode="auto">
+                        <a:xfrm>
+                          <a:off x="0" y="0"/>
+                          <a:ext cx="6858000" cy="3556788"/>
+                        </a:xfrm>
+                        <a:prstGeom prst="rect">
+                          <a:avLst/>
+                        </a:prstGeom>
+                      </pic:spPr>
+                    </pic:pic>
+                  </a:graphicData>
+                </a:graphic>
+              </wp:inline>
+            </w:drawing>
+          </mc:Choice>
+          <mc:Fallback>
+            <w:pict>
+              <v:shapetype id="_x0000_t75" coordsize="21600,21600" o:spt="75" o:preferrelative="t" path="m@4@5l@4@11@9@11@9@5xe" filled="f" stroked="f">
+                <v:stroke joinstyle="miter"/>
+                <v:formulas>
+                  <v:f eqn="if lineDrawn pixelLineWidth 0"/>
+                  <v:f eqn="sum @0 1 0"/>
+                  <v:f eqn="sum 0 0 @1"/>
+                  <v:f eqn="prod @2 1 2"/>
+                  <v:f eqn="prod @3 21600 pixelWidth"/>
+                  <v:f eqn="prod @3 21600 pixelHeight"/>
+                  <v:f eqn="sum @0 0 1"/>
+                  <v:f eqn="prod @6 1 2"/>
+                  <v:f eqn="prod @7 21600 pixelWidth"/>
+                  <v:f eqn="sum @8 21600 0"/>
+                  <v:f eqn="prod @7 21600 pixelHeight"/>
+                  <v:f eqn="sum @10 21600 0"/>
+                </v:formulas>
+                <v:path o:extrusionok="f" gradientshapeok="t" o:connecttype="rect"/>
+                <o:lock v:ext="edit" aspectratio="t"/>
+              </v:shapetype>
+              <v:shape id="_x0000_i3" o:spid="_x0000_s3" type="#_x0000_t75" style="width:540.00pt;height:280.06pt;mso-wrap-distance-left:0.00pt;mso-wrap-distance-top:0.00pt;mso-wrap-distance-right:0.00pt;mso-wrap-distance-bottom:0.00pt;z-index:1;" stroked="false">
+                <v:imagedata r:id="rId12" o:title=""/>
+                <o:lock v:ext="edit" rotation="t"/>
+              </v:shape>
+            </w:pict>
+          </mc:Fallback>
+        </mc:AlternateContent>
+      </w:r>
+      <w:r>
+        <w:rPr>
+          <w:highlight w:val="none"/>
+          <w14:ligatures w14:val="none"/>
+        </w:rPr>
+      </w:r>
+      <w:r>
+        <w:rPr>
+          <w:highlight w:val="none"/>
+          <w14:ligatures w14:val="none"/>
+        </w:rPr>
+      </w:r>
+    </w:p>
+    <w:p>
+      <w:pPr>
+        <w:pBdr/>
+        <w:spacing/>
+        <w:ind/>
+        <w:rPr>
+          <w:highlight w:val="none"/>
+          <w14:ligatures w14:val="none"/>
+        </w:rPr>
+      </w:pPr>
+      <w:r>
+        <w:rPr>
+          <w:highlight w:val="none"/>
+          <w14:ligatures w14:val="none"/>
+        </w:rPr>
+      </w:r>
+      <w:r>
+        <w:rPr>
+          <w:highlight w:val="none"/>
+          <w14:ligatures w14:val="none"/>
+        </w:rPr>
+      </w:r>
+      <w:r>
+        <w:rPr>
+          <w:highlight w:val="none"/>
+          <w14:ligatures w14:val="none"/>
+        </w:rPr>
+      </w:r>
+    </w:p>
+    <w:p>
+      <w:pPr>
+        <w:pStyle w:val="830"/>
+        <w:pBdr/>
+        <w:spacing/>
+        <w:ind/>
+        <w:rPr>
+          <w:highlight w:val="none"/>
+          <w14:ligatures w14:val="none"/>
+        </w:rPr>
+      </w:pPr>
+      <w:r>
+        <w:rPr>
+          <w:highlight w:val="none"/>
+          <w14:ligatures w14:val="none"/>
+        </w:rPr>
+      </w:r>
+      <w:r>
+        <w:rPr>
+          <w:highlight w:val="none"/>
+          <w14:ligatures w14:val="none"/>
+        </w:rPr>
+        <w:t xml:space="preserve">References</w:t>
+      </w:r>
+      <w:r>
+        <w:rPr>
+          <w:highlight w:val="none"/>
+          <w14:ligatures w14:val="none"/>
+        </w:rPr>
+      </w:r>
+      <w:r>
+        <w:rPr>
+          <w:highlight w:val="none"/>
+          <w14:ligatures w14:val="none"/>
+        </w:rPr>
+      </w:r>
+      <w:r>
+        <w:rPr>
+          <w:highlight w:val="none"/>
+          <w14:ligatures w14:val="none"/>
+        </w:rPr>
+      </w:r>
+      <w:r>
+        <w:rPr>
+          <w:highlight w:val="none"/>
+          <w14:ligatures w14:val="none"/>
+        </w:rPr>
+      </w:r>
+      <w:r>
+        <w:rPr>
+          <w:highlight w:val="none"/>
+          <w14:ligatures w14:val="none"/>
+        </w:rPr>
+      </w:r>
+    </w:p>
+    <w:p>
+      <w:pPr>
+        <w:pBdr/>
+        <w:spacing/>
+        <w:ind/>
+        <w:rPr/>
+      </w:pPr>
+      <w:r>
+        <w:rPr>
+          <w:highlight w:val="none"/>
+        </w:rPr>
+        <w:t xml:space="preserve">[1] w3schools, “CSS Styling Tables,” W3schools.com, 2019. Available: https://www.w3schools.com/Css/css_table.asp. [Accessed: Jul. 04, 2026]</w:t>
+      </w:r>
+      <w:r/>
+      <w:r>
+        <w:rPr>
+          <w:highlight w:val="none"/>
+        </w:rPr>
+      </w:r>
+      <w:r/>
+      <w:r>
+        <w:rPr>
+          <w:highlight w:val="none"/>
+        </w:rPr>
+      </w:r>
+    </w:p>
+    <w:p>
+      <w:pPr>
+        <w:pBdr/>
+        <w:spacing/>
+        <w:ind/>
+        <w:rPr>
+          <w:highlight w:val="none"/>
+          <w14:ligatures w14:val="none"/>
+        </w:rPr>
+      </w:pPr>
+      <w:r>
+        <w:rPr>
+          <w:highlight w:val="none"/>
+        </w:rPr>
+        <w:t xml:space="preserve">[2] “CSS border-collapse property,” www.w3schools.com. Available: https://www.w3schools.com/cssref/pr_border-collapse.php. [Accessed: Jul. 04, 2026]</w:t>
+      </w:r>
+      <w:r/>
+      <w:r>
+        <w:rPr>
+          <w:highlight w:val="none"/>
+        </w:rPr>
+      </w:r>
+      <w:r>
+        <w:rPr>
+          <w:highlight w:val="none"/>
+        </w:rPr>
+      </w:r>
+      <w:r>
+        <w:rPr>
+          <w:highlight w:val="none"/>
+          <w14:ligatures w14:val="none"/>
+        </w:rPr>
+      </w:r>
+    </w:p>
+    <w:p>
+      <w:pPr>
+        <w:pBdr/>
+        <w:spacing/>
+        <w:ind/>
+        <w:rPr>
+          <w:highlight w:val="none"/>
+          <w14:ligatures w14:val="none"/>
+        </w:rPr>
+      </w:pPr>
+      <w:r>
+        <w:rPr>
+          <w:highlight w:val="none"/>
+          <w14:ligatures w14:val="none"/>
+        </w:rPr>
+      </w:r>
+      <w:r>
+        <w:rPr>
+          <w:highlight w:val="none"/>
+          <w14:ligatures w14:val="none"/>
+        </w:rPr>
+      </w:r>
+      <w:r>
+        <w:rPr>
+          <w:highlight w:val="none"/>
+          <w14:ligatures w14:val="none"/>
+        </w:rPr>
+      </w:r>
+    </w:p>
+    <w:p>
+      <w:pPr>
+        <w:pBdr/>
+        <w:spacing/>
+        <w:ind/>
+        <w:rPr>
+          <w:highlight w:val="none"/>
+          <w14:ligatures w14:val="none"/>
+        </w:rPr>
+      </w:pPr>
       <w:r>
         <w:rPr>
           <w:highlight w:val="none"/>
@@ -1142,9 +1133,9 @@
     <w:lsdException w:name="Bibliography" w:uiPriority="37"/>
     <w:lsdException w:name="TOC Heading" w:uiPriority="39" w:qFormat="1"/>
   </w:latentStyles>
-  <w:style w:type="table" w:styleId="701">
+  <w:style w:type="table" w:styleId="703">
     <w:name w:val="Table Grid"/>
-    <w:basedOn w:val="887"/>
+    <w:basedOn w:val="889"/>
     <w:uiPriority w:val="59"/>
     <w:pPr>
       <w:pBdr/>
@@ -1341,9 +1332,9 @@
       </w:tcPr>
     </w:tblStylePr>
   </w:style>
-  <w:style w:type="table" w:styleId="702">
+  <w:style w:type="table" w:styleId="704">
     <w:name w:val="Table Grid Light"/>
-    <w:basedOn w:val="887"/>
+    <w:basedOn w:val="889"/>
     <w:uiPriority w:val="59"/>
     <w:pPr>
       <w:pBdr/>
@@ -1540,9 +1531,9 @@
       </w:tcPr>
     </w:tblStylePr>
   </w:style>
-  <w:style w:type="table" w:styleId="703">
+  <w:style w:type="table" w:styleId="705">
     <w:name w:val="Plain Table 1"/>
-    <w:basedOn w:val="887"/>
+    <w:basedOn w:val="889"/>
     <w:uiPriority w:val="59"/>
     <w:pPr>
       <w:pBdr/>
@@ -1765,9 +1756,9 @@
       </w:tcPr>
     </w:tblStylePr>
   </w:style>
-  <w:style w:type="table" w:styleId="704">
+  <w:style w:type="table" w:styleId="706">
     <w:name w:val="Plain Table 2"/>
-    <w:basedOn w:val="887"/>
+    <w:basedOn w:val="889"/>
     <w:uiPriority w:val="59"/>
     <w:pPr>
       <w:pBdr/>
@@ -1998,9 +1989,9 @@
       </w:tcPr>
     </w:tblStylePr>
   </w:style>
-  <w:style w:type="table" w:styleId="705">
+  <w:style w:type="table" w:styleId="707">
     <w:name w:val="Plain Table 3"/>
-    <w:basedOn w:val="887"/>
+    <w:basedOn w:val="889"/>
     <w:uiPriority w:val="99"/>
     <w:pPr>
       <w:pBdr/>
@@ -2228,9 +2219,9 @@
       </w:tcPr>
     </w:tblStylePr>
   </w:style>
-  <w:style w:type="table" w:styleId="706">
+  <w:style w:type="table" w:styleId="708">
     <w:name w:val="Plain Table 4"/>
-    <w:basedOn w:val="887"/>
+    <w:basedOn w:val="889"/>
     <w:uiPriority w:val="99"/>
     <w:pPr>
       <w:pBdr/>
@@ -2444,9 +2435,9 @@
       </w:tcPr>
     </w:tblStylePr>
   </w:style>
-  <w:style w:type="table" w:styleId="707">
+  <w:style w:type="table" w:styleId="709">
     <w:name w:val="Plain Table 5"/>
-    <w:basedOn w:val="887"/>
+    <w:basedOn w:val="889"/>
     <w:uiPriority w:val="99"/>
     <w:pPr>
       <w:pBdr/>
@@ -2677,9 +2668,9 @@
       </w:tcPr>
     </w:tblStylePr>
   </w:style>
-  <w:style w:type="table" w:styleId="708">
+  <w:style w:type="table" w:styleId="710">
     <w:name w:val="Grid Table 1 Light"/>
-    <w:basedOn w:val="887"/>
+    <w:basedOn w:val="889"/>
     <w:uiPriority w:val="99"/>
     <w:pPr>
       <w:pBdr/>
@@ -2900,9 +2891,9 @@
       </w:tcPr>
     </w:tblStylePr>
   </w:style>
-  <w:style w:type="table" w:styleId="709">
+  <w:style w:type="table" w:styleId="711">
     <w:name w:val="Grid Table 1 Light - Accent 1"/>
-    <w:basedOn w:val="887"/>
+    <w:basedOn w:val="889"/>
     <w:uiPriority w:val="99"/>
     <w:pPr>
       <w:pBdr/>
@@ -3123,9 +3114,9 @@
       </w:tcPr>
     </w:tblStylePr>
   </w:style>
-  <w:style w:type="table" w:styleId="710">
+  <w:style w:type="table" w:styleId="712">
     <w:name w:val="Grid Table 1 Light - Accent 2"/>
-    <w:basedOn w:val="887"/>
+    <w:basedOn w:val="889"/>
     <w:uiPriority w:val="99"/>
     <w:pPr>
       <w:pBdr/>
@@ -3346,9 +3337,9 @@
       </w:tcPr>
     </w:tblStylePr>
   </w:style>
-  <w:style w:type="table" w:styleId="711">
+  <w:style w:type="table" w:styleId="713">
     <w:name w:val="Grid Table 1 Light - Accent 3"/>
-    <w:basedOn w:val="887"/>
+    <w:basedOn w:val="889"/>
     <w:uiPriority w:val="99"/>
     <w:pPr>
       <w:pBdr/>
@@ -3569,9 +3560,9 @@
       </w:tcPr>
     </w:tblStylePr>
   </w:style>
-  <w:style w:type="table" w:styleId="712">
+  <w:style w:type="table" w:styleId="714">
     <w:name w:val="Grid Table 1 Light - Accent 4"/>
-    <w:basedOn w:val="887"/>
+    <w:basedOn w:val="889"/>
     <w:uiPriority w:val="99"/>
     <w:pPr>
       <w:pBdr/>
@@ -3792,9 +3783,9 @@
       </w:tcPr>
     </w:tblStylePr>
   </w:style>
-  <w:style w:type="table" w:styleId="713">
+  <w:style w:type="table" w:styleId="715">
     <w:name w:val="Grid Table 1 Light - Accent 5"/>
-    <w:basedOn w:val="887"/>
+    <w:basedOn w:val="889"/>
     <w:uiPriority w:val="99"/>
     <w:pPr>
       <w:pBdr/>
@@ -4015,9 +4006,9 @@
       </w:tcPr>
     </w:tblStylePr>
   </w:style>
-  <w:style w:type="table" w:styleId="714">
+  <w:style w:type="table" w:styleId="716">
     <w:name w:val="Grid Table 1 Light - Accent 6"/>
-    <w:basedOn w:val="887"/>
+    <w:basedOn w:val="889"/>
     <w:uiPriority w:val="99"/>
     <w:pPr>
       <w:pBdr/>
@@ -4238,9 +4229,9 @@
       </w:tcPr>
     </w:tblStylePr>
   </w:style>
-  <w:style w:type="table" w:styleId="715">
+  <w:style w:type="table" w:styleId="717">
     <w:name w:val="Grid Table 2"/>
-    <w:basedOn w:val="887"/>
+    <w:basedOn w:val="889"/>
     <w:uiPriority w:val="99"/>
     <w:pPr>
       <w:pBdr/>
@@ -4470,9 +4461,9 @@
       </w:tcPr>
     </w:tblStylePr>
   </w:style>
-  <w:style w:type="table" w:styleId="716">
+  <w:style w:type="table" w:styleId="718">
     <w:name w:val="Grid Table 2 - Accent 1"/>
-    <w:basedOn w:val="887"/>
+    <w:basedOn w:val="889"/>
     <w:uiPriority w:val="99"/>
     <w:pPr>
       <w:pBdr/>
@@ -4702,9 +4693,9 @@
       </w:tcPr>
     </w:tblStylePr>
   </w:style>
-  <w:style w:type="table" w:styleId="717">
+  <w:style w:type="table" w:styleId="719">
     <w:name w:val="Grid Table 2 - Accent 2"/>
-    <w:basedOn w:val="887"/>
+    <w:basedOn w:val="889"/>
     <w:uiPriority w:val="99"/>
     <w:pPr>
       <w:pBdr/>
@@ -4934,9 +4925,9 @@
       </w:tcPr>
     </w:tblStylePr>
   </w:style>
-  <w:style w:type="table" w:styleId="718">
+  <w:style w:type="table" w:styleId="720">
     <w:name w:val="Grid Table 2 - Accent 3"/>
-    <w:basedOn w:val="887"/>
+    <w:basedOn w:val="889"/>
     <w:uiPriority w:val="99"/>
     <w:pPr>
       <w:pBdr/>
@@ -5166,9 +5157,9 @@
       </w:tcPr>
     </w:tblStylePr>
   </w:style>
-  <w:style w:type="table" w:styleId="719">
+  <w:style w:type="table" w:styleId="721">
     <w:name w:val="Grid Table 2 - Accent 4"/>
-    <w:basedOn w:val="887"/>
+    <w:basedOn w:val="889"/>
     <w:uiPriority w:val="99"/>
     <w:pPr>
       <w:pBdr/>
@@ -5398,9 +5389,9 @@
       </w:tcPr>
     </w:tblStylePr>
   </w:style>
-  <w:style w:type="table" w:styleId="720">
+  <w:style w:type="table" w:styleId="722">
     <w:name w:val="Grid Table 2 - Accent 5"/>
-    <w:basedOn w:val="887"/>
+    <w:basedOn w:val="889"/>
     <w:uiPriority w:val="99"/>
     <w:pPr>
       <w:pBdr/>
@@ -5630,9 +5621,9 @@
       </w:tcPr>
     </w:tblStylePr>
   </w:style>
-  <w:style w:type="table" w:styleId="721">
+  <w:style w:type="table" w:styleId="723">
     <w:name w:val="Grid Table 2 - Accent 6"/>
-    <w:basedOn w:val="887"/>
+    <w:basedOn w:val="889"/>
     <w:uiPriority w:val="99"/>
     <w:pPr>
       <w:pBdr/>
@@ -5862,9 +5853,9 @@
       </w:tcPr>
     </w:tblStylePr>
   </w:style>
-  <w:style w:type="table" w:styleId="722">
+  <w:style w:type="table" w:styleId="724">
     <w:name w:val="Grid Table 3"/>
-    <w:basedOn w:val="887"/>
+    <w:basedOn w:val="889"/>
     <w:uiPriority w:val="99"/>
     <w:pPr>
       <w:pBdr/>
@@ -6107,9 +6098,9 @@
       </w:tcPr>
     </w:tblStylePr>
   </w:style>
-  <w:style w:type="table" w:styleId="723">
+  <w:style w:type="table" w:styleId="725">
     <w:name w:val="Grid Table 3 - Accent 1"/>
-    <w:basedOn w:val="887"/>
+    <w:basedOn w:val="889"/>
     <w:uiPriority w:val="99"/>
     <w:pPr>
       <w:pBdr/>
@@ -6352,9 +6343,9 @@
       </w:tcPr>
     </w:tblStylePr>
   </w:style>
-  <w:style w:type="table" w:styleId="724">
+  <w:style w:type="table" w:styleId="726">
     <w:name w:val="Grid Table 3 - Accent 2"/>
-    <w:basedOn w:val="887"/>
+    <w:basedOn w:val="889"/>
     <w:uiPriority w:val="99"/>
     <w:pPr>
       <w:pBdr/>
@@ -6597,9 +6588,9 @@
       </w:tcPr>
     </w:tblStylePr>
   </w:style>
-  <w:style w:type="table" w:styleId="725">
+  <w:style w:type="table" w:styleId="727">
     <w:name w:val="Grid Table 3 - Accent 3"/>
-    <w:basedOn w:val="887"/>
+    <w:basedOn w:val="889"/>
     <w:uiPriority w:val="99"/>
     <w:pPr>
       <w:pBdr/>
@@ -6842,9 +6833,9 @@
       </w:tcPr>
     </w:tblStylePr>
   </w:style>
-  <w:style w:type="table" w:styleId="726">
+  <w:style w:type="table" w:styleId="728">
     <w:name w:val="Grid Table 3 - Accent 4"/>
-    <w:basedOn w:val="887"/>
+    <w:basedOn w:val="889"/>
     <w:uiPriority w:val="99"/>
     <w:pPr>
       <w:pBdr/>
@@ -7087,9 +7078,9 @@
       </w:tcPr>
     </w:tblStylePr>
   </w:style>
-  <w:style w:type="table" w:styleId="727">
+  <w:style w:type="table" w:styleId="729">
     <w:name w:val="Grid Table 3 - Accent 5"/>
-    <w:basedOn w:val="887"/>
+    <w:basedOn w:val="889"/>
     <w:uiPriority w:val="99"/>
     <w:pPr>
       <w:pBdr/>
@@ -7332,9 +7323,9 @@
       </w:tcPr>
     </w:tblStylePr>
   </w:style>
-  <w:style w:type="table" w:styleId="728">
+  <w:style w:type="table" w:styleId="730">
     <w:name w:val="Grid Table 3 - Accent 6"/>
-    <w:basedOn w:val="887"/>
+    <w:basedOn w:val="889"/>
     <w:uiPriority w:val="99"/>
     <w:pPr>
       <w:pBdr/>
@@ -7577,9 +7568,9 @@
       </w:tcPr>
     </w:tblStylePr>
   </w:style>
-  <w:style w:type="table" w:styleId="729">
+  <w:style w:type="table" w:styleId="731">
     <w:name w:val="Grid Table 4"/>
-    <w:basedOn w:val="887"/>
+    <w:basedOn w:val="889"/>
     <w:uiPriority w:val="59"/>
     <w:pPr>
       <w:pBdr/>
@@ -7810,9 +7801,9 @@
       </w:tcPr>
     </w:tblStylePr>
   </w:style>
-  <w:style w:type="table" w:styleId="730">
+  <w:style w:type="table" w:styleId="732">
     <w:name w:val="Grid Table 4 - Accent 1"/>
-    <w:basedOn w:val="887"/>
+    <w:basedOn w:val="889"/>
     <w:uiPriority w:val="59"/>
     <w:pPr>
       <w:pBdr/>
@@ -8043,9 +8034,9 @@
       </w:tcPr>
     </w:tblStylePr>
   </w:style>
-  <w:style w:type="table" w:styleId="731">
+  <w:style w:type="table" w:styleId="733">
     <w:name w:val="Grid Table 4 - Accent 2"/>
-    <w:basedOn w:val="887"/>
+    <w:basedOn w:val="889"/>
     <w:uiPriority w:val="59"/>
     <w:pPr>
       <w:pBdr/>
@@ -8276,9 +8267,9 @@
       </w:tcPr>
     </w:tblStylePr>
   </w:style>
-  <w:style w:type="table" w:styleId="732">
+  <w:style w:type="table" w:styleId="734">
     <w:name w:val="Grid Table 4 - Accent 3"/>
-    <w:basedOn w:val="887"/>
+    <w:basedOn w:val="889"/>
     <w:uiPriority w:val="59"/>
     <w:pPr>
       <w:pBdr/>
@@ -8509,9 +8500,9 @@
       </w:tcPr>
     </w:tblStylePr>
   </w:style>
-  <w:style w:type="table" w:styleId="733">
+  <w:style w:type="table" w:styleId="735">
     <w:name w:val="Grid Table 4 - Accent 4"/>
-    <w:basedOn w:val="887"/>
+    <w:basedOn w:val="889"/>
     <w:uiPriority w:val="59"/>
     <w:pPr>
       <w:pBdr/>
@@ -8742,9 +8733,9 @@
       </w:tcPr>
     </w:tblStylePr>
   </w:style>
-  <w:style w:type="table" w:styleId="734">
+  <w:style w:type="table" w:styleId="736">
     <w:name w:val="Grid Table 4 - Accent 5"/>
-    <w:basedOn w:val="887"/>
+    <w:basedOn w:val="889"/>
     <w:uiPriority w:val="59"/>
     <w:pPr>
       <w:pBdr/>
@@ -8975,9 +8966,9 @@
       </w:tcPr>
     </w:tblStylePr>
   </w:style>
-  <w:style w:type="table" w:styleId="735">
+  <w:style w:type="table" w:styleId="737">
     <w:name w:val="Grid Table 4 - Accent 6"/>
-    <w:basedOn w:val="887"/>
+    <w:basedOn w:val="889"/>
     <w:uiPriority w:val="59"/>
     <w:pPr>
       <w:pBdr/>
@@ -9208,9 +9199,9 @@
       </w:tcPr>
     </w:tblStylePr>
   </w:style>
-  <w:style w:type="table" w:styleId="736">
+  <w:style w:type="table" w:styleId="738">
     <w:name w:val="Grid Table 5 Dark"/>
-    <w:basedOn w:val="887"/>
+    <w:basedOn w:val="889"/>
     <w:uiPriority w:val="99"/>
     <w:pPr>
       <w:pBdr/>
@@ -9436,9 +9427,9 @@
       </w:tcPr>
     </w:tblStylePr>
   </w:style>
-  <w:style w:type="table" w:styleId="737">
+  <w:style w:type="table" w:styleId="739">
     <w:name w:val="Grid Table 5 Dark- Accent 1"/>
-    <w:basedOn w:val="887"/>
+    <w:basedOn w:val="889"/>
     <w:uiPriority w:val="99"/>
     <w:pPr>
       <w:pBdr/>
@@ -9664,9 +9655,9 @@
       </w:tcPr>
     </w:tblStylePr>
   </w:style>
-  <w:style w:type="table" w:styleId="738">
+  <w:style w:type="table" w:styleId="740">
     <w:name w:val="Grid Table 5 Dark - Accent 2"/>
-    <w:basedOn w:val="887"/>
+    <w:basedOn w:val="889"/>
     <w:uiPriority w:val="99"/>
     <w:pPr>
       <w:pBdr/>
@@ -9892,9 +9883,9 @@
       </w:tcPr>
     </w:tblStylePr>
   </w:style>
-  <w:style w:type="table" w:styleId="739">
+  <w:style w:type="table" w:styleId="741">
     <w:name w:val="Grid Table 5 Dark - Accent 3"/>
-    <w:basedOn w:val="887"/>
+    <w:basedOn w:val="889"/>
     <w:uiPriority w:val="99"/>
     <w:pPr>
       <w:pBdr/>
@@ -10120,9 +10111,9 @@
       </w:tcPr>
     </w:tblStylePr>
   </w:style>
-  <w:style w:type="table" w:styleId="740">
+  <w:style w:type="table" w:styleId="742">
     <w:name w:val="Grid Table 5 Dark- Accent 4"/>
-    <w:basedOn w:val="887"/>
+    <w:basedOn w:val="889"/>
     <w:uiPriority w:val="99"/>
     <w:pPr>
       <w:pBdr/>
@@ -10348,9 +10339,9 @@
       </w:tcPr>
     </w:tblStylePr>
   </w:style>
-  <w:style w:type="table" w:styleId="741">
+  <w:style w:type="table" w:styleId="743">
     <w:name w:val="Grid Table 5 Dark - Accent 5"/>
-    <w:basedOn w:val="887"/>
+    <w:basedOn w:val="889"/>
     <w:uiPriority w:val="99"/>
     <w:pPr>
       <w:pBdr/>
@@ -10576,9 +10567,9 @@
       </w:tcPr>
     </w:tblStylePr>
   </w:style>
-  <w:style w:type="table" w:styleId="742">
+  <w:style w:type="table" w:styleId="744">
     <w:name w:val="Grid Table 5 Dark - Accent 6"/>
-    <w:basedOn w:val="887"/>
+    <w:basedOn w:val="889"/>
     <w:uiPriority w:val="99"/>
     <w:pPr>
       <w:pBdr/>
@@ -10804,9 +10795,9 @@
       </w:tcPr>
     </w:tblStylePr>
   </w:style>
-  <w:style w:type="table" w:styleId="743">
+  <w:style w:type="table" w:styleId="745">
     <w:name w:val="Grid Table 6 Colorful"/>
-    <w:basedOn w:val="887"/>
+    <w:basedOn w:val="889"/>
     <w:uiPriority w:val="99"/>
     <w:pPr>
       <w:pBdr/>
@@ -11034,9 +11025,9 @@
       </w:tcPr>
     </w:tblStylePr>
   </w:style>
-  <w:style w:type="table" w:styleId="744">
+  <w:style w:type="table" w:styleId="746">
     <w:name w:val="Grid Table 6 Colorful - Accent 1"/>
-    <w:basedOn w:val="887"/>
+    <w:basedOn w:val="889"/>
     <w:uiPriority w:val="99"/>
     <w:pPr>
       <w:pBdr/>
@@ -11264,9 +11255,9 @@
       </w:tcPr>
     </w:tblStylePr>
   </w:style>
-  <w:style w:type="table" w:styleId="745">
+  <w:style w:type="table" w:styleId="747">
     <w:name w:val="Grid Table 6 Colorful - Accent 2"/>
-    <w:basedOn w:val="887"/>
+    <w:basedOn w:val="889"/>
     <w:uiPriority w:val="99"/>
     <w:pPr>
       <w:pBdr/>
@@ -11494,9 +11485,9 @@
       </w:tcPr>
     </w:tblStylePr>
   </w:style>
-  <w:style w:type="table" w:styleId="746">
+  <w:style w:type="table" w:styleId="748">
     <w:name w:val="Grid Table 6 Colorful - Accent 3"/>
-    <w:basedOn w:val="887"/>
+    <w:basedOn w:val="889"/>
     <w:uiPriority w:val="99"/>
     <w:pPr>
       <w:pBdr/>
@@ -11724,9 +11715,9 @@
       </w:tcPr>
     </w:tblStylePr>
   </w:style>
-  <w:style w:type="table" w:styleId="747">
+  <w:style w:type="table" w:styleId="749">
     <w:name w:val="Grid Table 6 Colorful - Accent 4"/>
-    <w:basedOn w:val="887"/>
+    <w:basedOn w:val="889"/>
     <w:uiPriority w:val="99"/>
     <w:pPr>
       <w:pBdr/>
@@ -11954,9 +11945,9 @@
       </w:tcPr>
     </w:tblStylePr>
   </w:style>
-  <w:style w:type="table" w:styleId="748">
+  <w:style w:type="table" w:styleId="750">
     <w:name w:val="Grid Table 6 Colorful - Accent 5"/>
-    <w:basedOn w:val="887"/>
+    <w:basedOn w:val="889"/>
     <w:uiPriority w:val="99"/>
     <w:pPr>
       <w:pBdr/>
@@ -12184,9 +12175,9 @@
       </w:tcPr>
     </w:tblStylePr>
   </w:style>
-  <w:style w:type="table" w:styleId="749">
+  <w:style w:type="table" w:styleId="751">
     <w:name w:val="Grid Table 6 Colorful - Accent 6"/>
-    <w:basedOn w:val="887"/>
+    <w:basedOn w:val="889"/>
     <w:uiPriority w:val="99"/>
     <w:pPr>
       <w:pBdr/>
@@ -12414,9 +12405,9 @@
       </w:tcPr>
     </w:tblStylePr>
   </w:style>
-  <w:style w:type="table" w:styleId="750">
+  <w:style w:type="table" w:styleId="752">
     <w:name w:val="Grid Table 7 Colorful"/>
-    <w:basedOn w:val="887"/>
+    <w:basedOn w:val="889"/>
     <w:uiPriority w:val="99"/>
     <w:pPr>
       <w:pBdr/>
@@ -12668,9 +12659,9 @@
       </w:tcPr>
     </w:tblStylePr>
   </w:style>
-  <w:style w:type="table" w:styleId="751">
+  <w:style w:type="table" w:styleId="753">
     <w:name w:val="Grid Table 7 Colorful - Accent 1"/>
-    <w:basedOn w:val="887"/>
+    <w:basedOn w:val="889"/>
     <w:uiPriority w:val="99"/>
     <w:pPr>
       <w:pBdr/>
@@ -12922,9 +12913,9 @@
       </w:tcPr>
     </w:tblStylePr>
   </w:style>
-  <w:style w:type="table" w:styleId="752">
+  <w:style w:type="table" w:styleId="754">
     <w:name w:val="Grid Table 7 Colorful - Accent 2"/>
-    <w:basedOn w:val="887"/>
+    <w:basedOn w:val="889"/>
     <w:uiPriority w:val="99"/>
     <w:pPr>
       <w:pBdr/>
@@ -13176,9 +13167,9 @@
       </w:tcPr>
     </w:tblStylePr>
   </w:style>
-  <w:style w:type="table" w:styleId="753">
+  <w:style w:type="table" w:styleId="755">
     <w:name w:val="Grid Table 7 Colorful - Accent 3"/>
-    <w:basedOn w:val="887"/>
+    <w:basedOn w:val="889"/>
     <w:uiPriority w:val="99"/>
     <w:pPr>
       <w:pBdr/>
@@ -13430,9 +13421,9 @@
       </w:tcPr>
     </w:tblStylePr>
   </w:style>
-  <w:style w:type="table" w:styleId="754">
+  <w:style w:type="table" w:styleId="756">
     <w:name w:val="Grid Table 7 Colorful - Accent 4"/>
-    <w:basedOn w:val="887"/>
+    <w:basedOn w:val="889"/>
     <w:uiPriority w:val="99"/>
     <w:pPr>
       <w:pBdr/>
@@ -13684,9 +13675,9 @@
       </w:tcPr>
     </w:tblStylePr>
   </w:style>
-  <w:style w:type="table" w:styleId="755">
+  <w:style w:type="table" w:styleId="757">
     <w:name w:val="Grid Table 7 Colorful - Accent 5"/>
-    <w:basedOn w:val="887"/>
+    <w:basedOn w:val="889"/>
     <w:uiPriority w:val="99"/>
     <w:pPr>
       <w:pBdr/>
@@ -13938,9 +13929,9 @@
       </w:tcPr>
     </w:tblStylePr>
   </w:style>
-  <w:style w:type="table" w:styleId="756">
+  <w:style w:type="table" w:styleId="758">
     <w:name w:val="Grid Table 7 Colorful - Accent 6"/>
-    <w:basedOn w:val="887"/>
+    <w:basedOn w:val="889"/>
     <w:uiPriority w:val="99"/>
     <w:pPr>
       <w:pBdr/>
@@ -14192,9 +14183,9 @@
       </w:tcPr>
     </w:tblStylePr>
   </w:style>
-  <w:style w:type="table" w:styleId="757">
+  <w:style w:type="table" w:styleId="759">
     <w:name w:val="List Table 1 Light"/>
-    <w:basedOn w:val="887"/>
+    <w:basedOn w:val="889"/>
     <w:uiPriority w:val="99"/>
     <w:pPr>
       <w:pBdr/>
@@ -14408,9 +14399,9 @@
       </w:tcPr>
     </w:tblStylePr>
   </w:style>
-  <w:style w:type="table" w:styleId="758">
+  <w:style w:type="table" w:styleId="760">
     <w:name w:val="List Table 1 Light - Accent 1"/>
-    <w:basedOn w:val="887"/>
+    <w:basedOn w:val="889"/>
     <w:uiPriority w:val="99"/>
     <w:pPr>
       <w:pBdr/>
@@ -14624,9 +14615,9 @@
       </w:tcPr>
     </w:tblStylePr>
   </w:style>
-  <w:style w:type="table" w:styleId="759">
+  <w:style w:type="table" w:styleId="761">
     <w:name w:val="List Table 1 Light - Accent 2"/>
-    <w:basedOn w:val="887"/>
+    <w:basedOn w:val="889"/>
     <w:uiPriority w:val="99"/>
     <w:pPr>
       <w:pBdr/>
@@ -14840,9 +14831,9 @@
       </w:tcPr>
     </w:tblStylePr>
   </w:style>
-  <w:style w:type="table" w:styleId="760">
+  <w:style w:type="table" w:styleId="762">
     <w:name w:val="List Table 1 Light - Accent 3"/>
-    <w:basedOn w:val="887"/>
+    <w:basedOn w:val="889"/>
     <w:uiPriority w:val="99"/>
     <w:pPr>
       <w:pBdr/>
@@ -15056,9 +15047,9 @@
       </w:tcPr>
     </w:tblStylePr>
   </w:style>
-  <w:style w:type="table" w:styleId="761">
+  <w:style w:type="table" w:styleId="763">
     <w:name w:val="List Table 1 Light - Accent 4"/>
-    <w:basedOn w:val="887"/>
+    <w:basedOn w:val="889"/>
     <w:uiPriority w:val="99"/>
     <w:pPr>
       <w:pBdr/>
@@ -15272,9 +15263,9 @@
       </w:tcPr>
     </w:tblStylePr>
   </w:style>
-  <w:style w:type="table" w:styleId="762">
+  <w:style w:type="table" w:styleId="764">
     <w:name w:val="List Table 1 Light - Accent 5"/>
-    <w:basedOn w:val="887"/>
+    <w:basedOn w:val="889"/>
     <w:uiPriority w:val="99"/>
     <w:pPr>
       <w:pBdr/>
@@ -15488,9 +15479,9 @@
       </w:tcPr>
     </w:tblStylePr>
   </w:style>
-  <w:style w:type="table" w:styleId="763">
+  <w:style w:type="table" w:styleId="765">
     <w:name w:val="List Table 1 Light - Accent 6"/>
-    <w:basedOn w:val="887"/>
+    <w:basedOn w:val="889"/>
     <w:uiPriority w:val="99"/>
     <w:pPr>
       <w:pBdr/>
@@ -15704,9 +15695,9 @@
       </w:tcPr>
     </w:tblStylePr>
   </w:style>
-  <w:style w:type="table" w:styleId="764">
+  <w:style w:type="table" w:styleId="766">
     <w:name w:val="List Table 2"/>
-    <w:basedOn w:val="887"/>
+    <w:basedOn w:val="889"/>
     <w:uiPriority w:val="99"/>
     <w:pPr>
       <w:pBdr/>
@@ -15942,9 +15933,9 @@
       </w:tcPr>
     </w:tblStylePr>
   </w:style>
-  <w:style w:type="table" w:styleId="765">
+  <w:style w:type="table" w:styleId="767">
     <w:name w:val="List Table 2 - Accent 1"/>
-    <w:basedOn w:val="887"/>
+    <w:basedOn w:val="889"/>
     <w:uiPriority w:val="99"/>
     <w:pPr>
       <w:pBdr/>
@@ -16180,9 +16171,9 @@
       </w:tcPr>
     </w:tblStylePr>
   </w:style>
-  <w:style w:type="table" w:styleId="766">
+  <w:style w:type="table" w:styleId="768">
     <w:name w:val="List Table 2 - Accent 2"/>
-    <w:basedOn w:val="887"/>
+    <w:basedOn w:val="889"/>
     <w:uiPriority w:val="99"/>
     <w:pPr>
       <w:pBdr/>
@@ -16418,9 +16409,9 @@
       </w:tcPr>
     </w:tblStylePr>
   </w:style>
-  <w:style w:type="table" w:styleId="767">
+  <w:style w:type="table" w:styleId="769">
     <w:name w:val="List Table 2 - Accent 3"/>
-    <w:basedOn w:val="887"/>
+    <w:basedOn w:val="889"/>
     <w:uiPriority w:val="99"/>
     <w:pPr>
       <w:pBdr/>
@@ -16656,9 +16647,9 @@
       </w:tcPr>
     </w:tblStylePr>
   </w:style>
-  <w:style w:type="table" w:styleId="768">
+  <w:style w:type="table" w:styleId="770">
     <w:name w:val="List Table 2 - Accent 4"/>
-    <w:basedOn w:val="887"/>
+    <w:basedOn w:val="889"/>
     <w:uiPriority w:val="99"/>
     <w:pPr>
       <w:pBdr/>
@@ -16894,9 +16885,9 @@
       </w:tcPr>
     </w:tblStylePr>
   </w:style>
-  <w:style w:type="table" w:styleId="769">
+  <w:style w:type="table" w:styleId="771">
     <w:name w:val="List Table 2 - Accent 5"/>
-    <w:basedOn w:val="887"/>
+    <w:basedOn w:val="889"/>
     <w:uiPriority w:val="99"/>
     <w:pPr>
       <w:pBdr/>
@@ -17132,9 +17123,9 @@
       </w:tcPr>
     </w:tblStylePr>
   </w:style>
-  <w:style w:type="table" w:styleId="770">
+  <w:style w:type="table" w:styleId="772">
     <w:name w:val="List Table 2 - Accent 6"/>
-    <w:basedOn w:val="887"/>
+    <w:basedOn w:val="889"/>
     <w:uiPriority w:val="99"/>
     <w:pPr>
       <w:pBdr/>
@@ -17370,9 +17361,9 @@
       </w:tcPr>
     </w:tblStylePr>
   </w:style>
-  <w:style w:type="table" w:styleId="771">
+  <w:style w:type="table" w:styleId="773">
     <w:name w:val="List Table 3"/>
-    <w:basedOn w:val="887"/>
+    <w:basedOn w:val="889"/>
     <w:uiPriority w:val="99"/>
     <w:pPr>
       <w:pBdr/>
@@ -17598,9 +17589,9 @@
       </w:tcPr>
     </w:tblStylePr>
   </w:style>
-  <w:style w:type="table" w:styleId="772">
+  <w:style w:type="table" w:styleId="774">
     <w:name w:val="List Table 3 - Accent 1"/>
-    <w:basedOn w:val="887"/>
+    <w:basedOn w:val="889"/>
     <w:uiPriority w:val="99"/>
     <w:pPr>
       <w:pBdr/>
@@ -17826,9 +17817,9 @@
       </w:tcPr>
     </w:tblStylePr>
   </w:style>
-  <w:style w:type="table" w:styleId="773">
+  <w:style w:type="table" w:styleId="775">
     <w:name w:val="List Table 3 - Accent 2"/>
-    <w:basedOn w:val="887"/>
+    <w:basedOn w:val="889"/>
     <w:uiPriority w:val="99"/>
     <w:pPr>
       <w:pBdr/>
@@ -18054,9 +18045,9 @@
       </w:tcPr>
     </w:tblStylePr>
   </w:style>
-  <w:style w:type="table" w:styleId="774">
+  <w:style w:type="table" w:styleId="776">
     <w:name w:val="List Table 3 - Accent 3"/>
-    <w:basedOn w:val="887"/>
+    <w:basedOn w:val="889"/>
     <w:uiPriority w:val="99"/>
     <w:pPr>
       <w:pBdr/>
@@ -18282,9 +18273,9 @@
       </w:tcPr>
     </w:tblStylePr>
   </w:style>
-  <w:style w:type="table" w:styleId="775">
+  <w:style w:type="table" w:styleId="777">
     <w:name w:val="List Table 3 - Accent 4"/>
-    <w:basedOn w:val="887"/>
+    <w:basedOn w:val="889"/>
     <w:uiPriority w:val="99"/>
     <w:pPr>
       <w:pBdr/>
@@ -18510,9 +18501,9 @@
       </w:tcPr>
     </w:tblStylePr>
   </w:style>
-  <w:style w:type="table" w:styleId="776">
+  <w:style w:type="table" w:styleId="778">
     <w:name w:val="List Table 3 - Accent 5"/>
-    <w:basedOn w:val="887"/>
+    <w:basedOn w:val="889"/>
     <w:uiPriority w:val="99"/>
     <w:pPr>
       <w:pBdr/>
@@ -18738,9 +18729,9 @@
       </w:tcPr>
     </w:tblStylePr>
   </w:style>
-  <w:style w:type="table" w:styleId="777">
+  <w:style w:type="table" w:styleId="779">
     <w:name w:val="List Table 3 - Accent 6"/>
-    <w:basedOn w:val="887"/>
+    <w:basedOn w:val="889"/>
     <w:uiPriority w:val="99"/>
     <w:pPr>
       <w:pBdr/>
@@ -18966,9 +18957,9 @@
       </w:tcPr>
     </w:tblStylePr>
   </w:style>
-  <w:style w:type="table" w:styleId="778">
+  <w:style w:type="table" w:styleId="780">
     <w:name w:val="List Table 4"/>
-    <w:basedOn w:val="887"/>
+    <w:basedOn w:val="889"/>
     <w:uiPriority w:val="99"/>
     <w:pPr>
       <w:pBdr/>
@@ -19191,9 +19182,9 @@
       </w:tcPr>
     </w:tblStylePr>
   </w:style>
-  <w:style w:type="table" w:styleId="779">
+  <w:style w:type="table" w:styleId="781">
     <w:name w:val="List Table 4 - Accent 1"/>
-    <w:basedOn w:val="887"/>
+    <w:basedOn w:val="889"/>
     <w:uiPriority w:val="99"/>
     <w:pPr>
       <w:pBdr/>
@@ -19416,9 +19407,9 @@
       </w:tcPr>
     </w:tblStylePr>
   </w:style>
-  <w:style w:type="table" w:styleId="780">
+  <w:style w:type="table" w:styleId="782">
     <w:name w:val="List Table 4 - Accent 2"/>
-    <w:basedOn w:val="887"/>
+    <w:basedOn w:val="889"/>
     <w:uiPriority w:val="99"/>
     <w:pPr>
       <w:pBdr/>
@@ -19641,9 +19632,9 @@
       </w:tcPr>
     </w:tblStylePr>
   </w:style>
-  <w:style w:type="table" w:styleId="781">
+  <w:style w:type="table" w:styleId="783">
     <w:name w:val="List Table 4 - Accent 3"/>
-    <w:basedOn w:val="887"/>
+    <w:basedOn w:val="889"/>
     <w:uiPriority w:val="99"/>
     <w:pPr>
       <w:pBdr/>
@@ -19866,9 +19857,9 @@
       </w:tcPr>
     </w:tblStylePr>
   </w:style>
-  <w:style w:type="table" w:styleId="782">
+  <w:style w:type="table" w:styleId="784">
     <w:name w:val="List Table 4 - Accent 4"/>
-    <w:basedOn w:val="887"/>
+    <w:basedOn w:val="889"/>
     <w:uiPriority w:val="99"/>
     <w:pPr>
       <w:pBdr/>
@@ -20091,9 +20082,9 @@
       </w:tcPr>
     </w:tblStylePr>
   </w:style>
-  <w:style w:type="table" w:styleId="783">
+  <w:style w:type="table" w:styleId="785">
     <w:name w:val="List Table 4 - Accent 5"/>
-    <w:basedOn w:val="887"/>
+    <w:basedOn w:val="889"/>
     <w:uiPriority w:val="99"/>
     <w:pPr>
       <w:pBdr/>
@@ -20316,9 +20307,9 @@
       </w:tcPr>
     </w:tblStylePr>
   </w:style>
-  <w:style w:type="table" w:styleId="784">
+  <w:style w:type="table" w:styleId="786">
     <w:name w:val="List Table 4 - Accent 6"/>
-    <w:basedOn w:val="887"/>
+    <w:basedOn w:val="889"/>
     <w:uiPriority w:val="99"/>
     <w:pPr>
       <w:pBdr/>
@@ -20541,9 +20532,9 @@
       </w:tcPr>
     </w:tblStylePr>
   </w:style>
-  <w:style w:type="table" w:styleId="785">
+  <w:style w:type="table" w:styleId="787">
     <w:name w:val="List Table 5 Dark"/>
-    <w:basedOn w:val="887"/>
+    <w:basedOn w:val="889"/>
     <w:uiPriority w:val="99"/>
     <w:pPr>
       <w:pBdr/>
@@ -20783,9 +20774,9 @@
       </w:tcPr>
     </w:tblStylePr>
   </w:style>
-  <w:style w:type="table" w:styleId="786">
+  <w:style w:type="table" w:styleId="788">
     <w:name w:val="List Table 5 Dark - Accent 1"/>
-    <w:basedOn w:val="887"/>
+    <w:basedOn w:val="889"/>
     <w:uiPriority w:val="99"/>
     <w:pPr>
       <w:pBdr/>
@@ -21025,9 +21016,9 @@
       </w:tcPr>
     </w:tblStylePr>
   </w:style>
-  <w:style w:type="table" w:styleId="787">
+  <w:style w:type="table" w:styleId="789">
     <w:name w:val="List Table 5 Dark - Accent 2"/>
-    <w:basedOn w:val="887"/>
+    <w:basedOn w:val="889"/>
     <w:uiPriority w:val="99"/>
     <w:pPr>
       <w:pBdr/>
@@ -21267,9 +21258,9 @@
       </w:tcPr>
     </w:tblStylePr>
   </w:style>
-  <w:style w:type="table" w:styleId="788">
+  <w:style w:type="table" w:styleId="790">
     <w:name w:val="List Table 5 Dark - Accent 3"/>
-    <w:basedOn w:val="887"/>
+    <w:basedOn w:val="889"/>
     <w:uiPriority w:val="99"/>
     <w:pPr>
       <w:pBdr/>
@@ -21509,9 +21500,9 @@
       </w:tcPr>
     </w:tblStylePr>
   </w:style>
-  <w:style w:type="table" w:styleId="789">
+  <w:style w:type="table" w:styleId="791">
     <w:name w:val="List Table 5 Dark - Accent 4"/>
-    <w:basedOn w:val="887"/>
+    <w:basedOn w:val="889"/>
     <w:uiPriority w:val="99"/>
     <w:pPr>
       <w:pBdr/>
@@ -21751,9 +21742,9 @@
       </w:tcPr>
     </w:tblStylePr>
   </w:style>
-  <w:style w:type="table" w:styleId="790">
+  <w:style w:type="table" w:styleId="792">
     <w:name w:val="List Table 5 Dark - Accent 5"/>
-    <w:basedOn w:val="887"/>
+    <w:basedOn w:val="889"/>
     <w:uiPriority w:val="99"/>
     <w:pPr>
       <w:pBdr/>
@@ -21993,9 +21984,9 @@
       </w:tcPr>
     </w:tblStylePr>
   </w:style>
-  <w:style w:type="table" w:styleId="791">
+  <w:style w:type="table" w:styleId="793">
     <w:name w:val="List Table 5 Dark - Accent 6"/>
-    <w:basedOn w:val="887"/>
+    <w:basedOn w:val="889"/>
     <w:uiPriority w:val="99"/>
     <w:pPr>
       <w:pBdr/>
@@ -22235,9 +22226,9 @@
       </w:tcPr>
     </w:tblStylePr>
   </w:style>
-  <w:style w:type="table" w:styleId="792">
+  <w:style w:type="table" w:styleId="794">
     <w:name w:val="List Table 6 Colorful"/>
-    <w:basedOn w:val="887"/>
+    <w:basedOn w:val="889"/>
     <w:uiPriority w:val="99"/>
     <w:pPr>
       <w:pBdr/>
@@ -22458,9 +22449,9 @@
       </w:tcPr>
     </w:tblStylePr>
   </w:style>
-  <w:style w:type="table" w:styleId="793">
+  <w:style w:type="table" w:styleId="795">
     <w:name w:val="List Table 6 Colorful - Accent 1"/>
-    <w:basedOn w:val="887"/>
+    <w:basedOn w:val="889"/>
     <w:uiPriority w:val="99"/>
     <w:pPr>
       <w:pBdr/>
@@ -22681,9 +22672,9 @@
       </w:tcPr>
     </w:tblStylePr>
   </w:style>
-  <w:style w:type="table" w:styleId="794">
+  <w:style w:type="table" w:styleId="796">
     <w:name w:val="List Table 6 Colorful - Accent 2"/>
-    <w:basedOn w:val="887"/>
+    <w:basedOn w:val="889"/>
     <w:uiPriority w:val="99"/>
     <w:pPr>
       <w:pBdr/>
@@ -22904,9 +22895,9 @@
       </w:tcPr>
     </w:tblStylePr>
   </w:style>
-  <w:style w:type="table" w:styleId="795">
+  <w:style w:type="table" w:styleId="797">
     <w:name w:val="List Table 6 Colorful - Accent 3"/>
-    <w:basedOn w:val="887"/>
+    <w:basedOn w:val="889"/>
     <w:uiPriority w:val="99"/>
     <w:pPr>
       <w:pBdr/>
@@ -23127,9 +23118,9 @@
       </w:tcPr>
     </w:tblStylePr>
   </w:style>
-  <w:style w:type="table" w:styleId="796">
+  <w:style w:type="table" w:styleId="798">
     <w:name w:val="List Table 6 Colorful - Accent 4"/>
-    <w:basedOn w:val="887"/>
+    <w:basedOn w:val="889"/>
     <w:uiPriority w:val="99"/>
     <w:pPr>
       <w:pBdr/>
@@ -23350,9 +23341,9 @@
       </w:tcPr>
     </w:tblStylePr>
   </w:style>
-  <w:style w:type="table" w:styleId="797">
+  <w:style w:type="table" w:styleId="799">
     <w:name w:val="List Table 6 Colorful - Accent 5"/>
-    <w:basedOn w:val="887"/>
+    <w:basedOn w:val="889"/>
     <w:uiPriority w:val="99"/>
     <w:pPr>
       <w:pBdr/>
@@ -23573,9 +23564,9 @@
       </w:tcPr>
     </w:tblStylePr>
   </w:style>
-  <w:style w:type="table" w:styleId="798">
+  <w:style w:type="table" w:styleId="800">
     <w:name w:val="List Table 6 Colorful - Accent 6"/>
-    <w:basedOn w:val="887"/>
+    <w:basedOn w:val="889"/>
     <w:uiPriority w:val="99"/>
     <w:pPr>
       <w:pBdr/>
@@ -23796,9 +23787,9 @@
       </w:tcPr>
     </w:tblStylePr>
   </w:style>
-  <w:style w:type="table" w:styleId="799">
+  <w:style w:type="table" w:styleId="801">
     <w:name w:val="List Table 7 Colorful"/>
-    <w:basedOn w:val="887"/>
+    <w:basedOn w:val="889"/>
     <w:uiPriority w:val="99"/>
     <w:pPr>
       <w:pBdr/>
@@ -24052,9 +24043,9 @@
       </w:tcPr>
     </w:tblStylePr>
   </w:style>
-  <w:style w:type="table" w:styleId="800">
+  <w:style w:type="table" w:styleId="802">
     <w:name w:val="List Table 7 Colorful - Accent 1"/>
-    <w:basedOn w:val="887"/>
+    <w:basedOn w:val="889"/>
     <w:uiPriority w:val="99"/>
     <w:pPr>
       <w:pBdr/>
@@ -24308,9 +24299,9 @@
       </w:tcPr>
     </w:tblStylePr>
   </w:style>
-  <w:style w:type="table" w:styleId="801">
+  <w:style w:type="table" w:styleId="803">
     <w:name w:val="List Table 7 Colorful - Accent 2"/>
-    <w:basedOn w:val="887"/>
+    <w:basedOn w:val="889"/>
     <w:uiPriority w:val="99"/>
     <w:pPr>
       <w:pBdr/>
@@ -24564,9 +24555,9 @@
       </w:tcPr>
     </w:tblStylePr>
   </w:style>
-  <w:style w:type="table" w:styleId="802">
+  <w:style w:type="table" w:styleId="804">
     <w:name w:val="List Table 7 Colorful - Accent 3"/>
-    <w:basedOn w:val="887"/>
+    <w:basedOn w:val="889"/>
     <w:uiPriority w:val="99"/>
     <w:pPr>
       <w:pBdr/>
@@ -24820,9 +24811,9 @@
       </w:tcPr>
     </w:tblStylePr>
   </w:style>
-  <w:style w:type="table" w:styleId="803">
+  <w:style w:type="table" w:styleId="805">
     <w:name w:val="List Table 7 Colorful - Accent 4"/>
-    <w:basedOn w:val="887"/>
+    <w:basedOn w:val="889"/>
     <w:uiPriority w:val="99"/>
     <w:pPr>
       <w:pBdr/>
@@ -25076,9 +25067,9 @@
       </w:tcPr>
     </w:tblStylePr>
   </w:style>
-  <w:style w:type="table" w:styleId="804">
+  <w:style w:type="table" w:styleId="806">
     <w:name w:val="List Table 7 Colorful - Accent 5"/>
-    <w:basedOn w:val="887"/>
+    <w:basedOn w:val="889"/>
     <w:uiPriority w:val="99"/>
     <w:pPr>
       <w:pBdr/>
@@ -25332,9 +25323,9 @@
       </w:tcPr>
     </w:tblStylePr>
   </w:style>
-  <w:style w:type="table" w:styleId="805">
+  <w:style w:type="table" w:styleId="807">
     <w:name w:val="List Table 7 Colorful - Accent 6"/>
-    <w:basedOn w:val="887"/>
+    <w:basedOn w:val="889"/>
     <w:uiPriority w:val="99"/>
     <w:pPr>
       <w:pBdr/>
@@ -25588,9 +25579,9 @@
       </w:tcPr>
     </w:tblStylePr>
   </w:style>
-  <w:style w:type="table" w:styleId="806">
+  <w:style w:type="table" w:styleId="808">
     <w:name w:val="Lined - Accent"/>
-    <w:basedOn w:val="887"/>
+    <w:basedOn w:val="889"/>
     <w:uiPriority w:val="99"/>
     <w:pPr>
       <w:pBdr/>
@@ -25825,9 +25816,9 @@
       </w:tcPr>
     </w:tblStylePr>
   </w:style>
-  <w:style w:type="table" w:styleId="807">
+  <w:style w:type="table" w:styleId="809">
     <w:name w:val="Lined - Accent 1"/>
-    <w:basedOn w:val="887"/>
+    <w:basedOn w:val="889"/>
     <w:uiPriority w:val="99"/>
     <w:pPr>
       <w:pBdr/>
@@ -26062,9 +26053,9 @@
       </w:tcPr>
     </w:tblStylePr>
   </w:style>
-  <w:style w:type="table" w:styleId="808">
+  <w:style w:type="table" w:styleId="810">
     <w:name w:val="Lined - Accent 2"/>
-    <w:basedOn w:val="887"/>
+    <w:basedOn w:val="889"/>
     <w:uiPriority w:val="99"/>
     <w:pPr>
       <w:pBdr/>
@@ -26299,9 +26290,9 @@
       </w:tcPr>
     </w:tblStylePr>
   </w:style>
-  <w:style w:type="table" w:styleId="809">
+  <w:style w:type="table" w:styleId="811">
     <w:name w:val="Lined - Accent 3"/>
-    <w:basedOn w:val="887"/>
+    <w:basedOn w:val="889"/>
     <w:uiPriority w:val="99"/>
     <w:pPr>
       <w:pBdr/>
@@ -26536,9 +26527,9 @@
       </w:tcPr>
     </w:tblStylePr>
   </w:style>
-  <w:style w:type="table" w:styleId="810">
+  <w:style w:type="table" w:styleId="812">
     <w:name w:val="Lined - Accent 4"/>
-    <w:basedOn w:val="887"/>
+    <w:basedOn w:val="889"/>
     <w:uiPriority w:val="99"/>
     <w:pPr>
       <w:pBdr/>
@@ -26773,9 +26764,9 @@
       </w:tcPr>
     </w:tblStylePr>
   </w:style>
-  <w:style w:type="table" w:styleId="811">
+  <w:style w:type="table" w:styleId="813">
     <w:name w:val="Lined - Accent 5"/>
-    <w:basedOn w:val="887"/>
+    <w:basedOn w:val="889"/>
     <w:uiPriority w:val="99"/>
     <w:pPr>
       <w:pBdr/>
@@ -27010,9 +27001,9 @@
       </w:tcPr>
     </w:tblStylePr>
   </w:style>
-  <w:style w:type="table" w:styleId="812">
+  <w:style w:type="table" w:styleId="814">
     <w:name w:val="Lined - Accent 6"/>
-    <w:basedOn w:val="887"/>
+    <w:basedOn w:val="889"/>
     <w:uiPriority w:val="99"/>
     <w:pPr>
       <w:pBdr/>
@@ -27247,9 +27238,9 @@
       </w:tcPr>
     </w:tblStylePr>
   </w:style>
-  <w:style w:type="table" w:styleId="813">
+  <w:style w:type="table" w:styleId="815">
     <w:name w:val="Bordered &amp; Lined - Accent"/>
-    <w:basedOn w:val="887"/>
+    <w:basedOn w:val="889"/>
     <w:uiPriority w:val="99"/>
     <w:pPr>
       <w:pBdr/>
@@ -27491,9 +27482,9 @@
       </w:tcPr>
     </w:tblStylePr>
   </w:style>
-  <w:style w:type="table" w:styleId="814">
+  <w:style w:type="table" w:styleId="816">
     <w:name w:val="Bordered &amp; Lined - Accent 1"/>
-    <w:basedOn w:val="887"/>
+    <w:basedOn w:val="889"/>
     <w:uiPriority w:val="99"/>
     <w:pPr>
       <w:pBdr/>
@@ -27735,9 +27726,9 @@
       </w:tcPr>
     </w:tblStylePr>
   </w:style>
-  <w:style w:type="table" w:styleId="815">
+  <w:style w:type="table" w:styleId="817">
     <w:name w:val="Bordered &amp; Lined - Accent 2"/>
-    <w:basedOn w:val="887"/>
+    <w:basedOn w:val="889"/>
     <w:uiPriority w:val="99"/>
     <w:pPr>
       <w:pBdr/>
@@ -27979,9 +27970,9 @@
       </w:tcPr>
     </w:tblStylePr>
   </w:style>
-  <w:style w:type="table" w:styleId="816">
+  <w:style w:type="table" w:styleId="818">
     <w:name w:val="Bordered &amp; Lined - Accent 3"/>
-    <w:basedOn w:val="887"/>
+    <w:basedOn w:val="889"/>
     <w:uiPriority w:val="99"/>
     <w:pPr>
       <w:pBdr/>
@@ -28223,9 +28214,9 @@
       </w:tcPr>
     </w:tblStylePr>
   </w:style>
-  <w:style w:type="table" w:styleId="817">
+  <w:style w:type="table" w:styleId="819">
     <w:name w:val="Bordered &amp; Lined - Accent 4"/>
-    <w:basedOn w:val="887"/>
+    <w:basedOn w:val="889"/>
     <w:uiPriority w:val="99"/>
     <w:pPr>
       <w:pBdr/>
@@ -28467,9 +28458,9 @@
       </w:tcPr>
     </w:tblStylePr>
   </w:style>
-  <w:style w:type="table" w:styleId="818">
+  <w:style w:type="table" w:styleId="820">
     <w:name w:val="Bordered &amp; Lined - Accent 5"/>
-    <w:basedOn w:val="887"/>
+    <w:basedOn w:val="889"/>
     <w:uiPriority w:val="99"/>
     <w:pPr>
       <w:pBdr/>
@@ -28711,9 +28702,9 @@
       </w:tcPr>
     </w:tblStylePr>
   </w:style>
-  <w:style w:type="table" w:styleId="819">
+  <w:style w:type="table" w:styleId="821">
     <w:name w:val="Bordered &amp; Lined - Accent 6"/>
-    <w:basedOn w:val="887"/>
+    <w:basedOn w:val="889"/>
     <w:uiPriority w:val="99"/>
     <w:pPr>
       <w:pBdr/>
@@ -28955,9 +28946,9 @@
       </w:tcPr>
     </w:tblStylePr>
   </w:style>
-  <w:style w:type="table" w:styleId="820">
+  <w:style w:type="table" w:styleId="822">
     <w:name w:val="Bordered"/>
-    <w:basedOn w:val="887"/>
+    <w:basedOn w:val="889"/>
     <w:uiPriority w:val="99"/>
     <w:pPr>
       <w:pBdr/>
@@ -29186,9 +29177,9 @@
       </w:tcPr>
     </w:tblStylePr>
   </w:style>
-  <w:style w:type="table" w:styleId="821">
+  <w:style w:type="table" w:styleId="823">
     <w:name w:val="Bordered - Accent 1"/>
-    <w:basedOn w:val="887"/>
+    <w:basedOn w:val="889"/>
     <w:uiPriority w:val="99"/>
     <w:pPr>
       <w:pBdr/>
@@ -29417,9 +29408,9 @@
       </w:tcPr>
     </w:tblStylePr>
   </w:style>
-  <w:style w:type="table" w:styleId="822">
+  <w:style w:type="table" w:styleId="824">
     <w:name w:val="Bordered - Accent 2"/>
-    <w:basedOn w:val="887"/>
+    <w:basedOn w:val="889"/>
     <w:uiPriority w:val="99"/>
     <w:pPr>
       <w:pBdr/>
@@ -29648,9 +29639,9 @@
       </w:tcPr>
     </w:tblStylePr>
   </w:style>
-  <w:style w:type="table" w:styleId="823">
+  <w:style w:type="table" w:styleId="825">
     <w:name w:val="Bordered - Accent 3"/>
-    <w:basedOn w:val="887"/>
+    <w:basedOn w:val="889"/>
     <w:uiPriority w:val="99"/>
     <w:pPr>
       <w:pBdr/>
@@ -29879,9 +29870,9 @@
       </w:tcPr>
     </w:tblStylePr>
   </w:style>
-  <w:style w:type="table" w:styleId="824">
+  <w:style w:type="table" w:styleId="826">
     <w:name w:val="Bordered - Accent 4"/>
-    <w:basedOn w:val="887"/>
+    <w:basedOn w:val="889"/>
     <w:uiPriority w:val="99"/>
     <w:pPr>
       <w:pBdr/>
@@ -30110,9 +30101,9 @@
       </w:tcPr>
     </w:tblStylePr>
   </w:style>
-  <w:style w:type="table" w:styleId="825">
+  <w:style w:type="table" w:styleId="827">
     <w:name w:val="Bordered - Accent 5"/>
-    <w:basedOn w:val="887"/>
+    <w:basedOn w:val="889"/>
     <w:uiPriority w:val="99"/>
     <w:pPr>
       <w:pBdr/>
@@ -30341,9 +30332,9 @@
       </w:tcPr>
     </w:tblStylePr>
   </w:style>
-  <w:style w:type="table" w:styleId="826">
+  <w:style w:type="table" w:styleId="828">
     <w:name w:val="Bordered - Accent 6"/>
-    <w:basedOn w:val="887"/>
+    <w:basedOn w:val="889"/>
     <w:uiPriority w:val="99"/>
     <w:pPr>
       <w:pBdr/>
@@ -30572,11 +30563,11 @@
       </w:tcPr>
     </w:tblStylePr>
   </w:style>
-  <w:style w:type="paragraph" w:styleId="827">
+  <w:style w:type="paragraph" w:styleId="829">
     <w:name w:val="Heading 1"/>
-    <w:basedOn w:val="886"/>
-    <w:next w:val="886"/>
-    <w:link w:val="837"/>
+    <w:basedOn w:val="888"/>
+    <w:next w:val="888"/>
+    <w:link w:val="839"/>
     <w:uiPriority w:val="9"/>
     <w:qFormat/>
     <w:pPr>
@@ -30594,11 +30585,11 @@
       <w:szCs w:val="40"/>
     </w:rPr>
   </w:style>
-  <w:style w:type="paragraph" w:styleId="828">
+  <w:style w:type="paragraph" w:styleId="830">
     <w:name w:val="Heading 2"/>
-    <w:basedOn w:val="886"/>
-    <w:next w:val="886"/>
-    <w:link w:val="838"/>
+    <w:basedOn w:val="888"/>
+    <w:next w:val="888"/>
+    <w:link w:val="840"/>
     <w:uiPriority w:val="9"/>
     <w:unhideWhenUsed/>
     <w:qFormat/>
@@ -30617,11 +30608,11 @@
       <w:szCs w:val="32"/>
     </w:rPr>
   </w:style>
-  <w:style w:type="paragraph" w:styleId="829">
+  <w:style w:type="paragraph" w:styleId="831">
     <w:name w:val="Heading 3"/>
-    <w:basedOn w:val="886"/>
-    <w:next w:val="886"/>
-    <w:link w:val="839"/>
+    <w:basedOn w:val="888"/>
+    <w:next w:val="888"/>
+    <w:link w:val="841"/>
     <w:uiPriority w:val="9"/>
     <w:unhideWhenUsed/>
     <w:qFormat/>
@@ -30640,11 +30631,11 @@
       <w:szCs w:val="28"/>
     </w:rPr>
   </w:style>
-  <w:style w:type="paragraph" w:styleId="830">
+  <w:style w:type="paragraph" w:styleId="832">
     <w:name w:val="Heading 4"/>
-    <w:basedOn w:val="886"/>
-    <w:next w:val="886"/>
-    <w:link w:val="840"/>
+    <w:basedOn w:val="888"/>
+    <w:next w:val="888"/>
+    <w:link w:val="842"/>
     <w:uiPriority w:val="9"/>
     <w:unhideWhenUsed/>
     <w:qFormat/>
@@ -30663,11 +30654,11 @@
       <w:color w:val="0f4761" w:themeColor="accent1" w:themeShade="BF"/>
     </w:rPr>
   </w:style>
-  <w:style w:type="paragraph" w:styleId="831">
+  <w:style w:type="paragraph" w:styleId="833">
     <w:name w:val="Heading 5"/>
-    <w:basedOn w:val="886"/>
-    <w:next w:val="886"/>
-    <w:link w:val="841"/>
+    <w:basedOn w:val="888"/>
+    <w:next w:val="888"/>
+    <w:link w:val="843"/>
     <w:uiPriority w:val="9"/>
     <w:unhideWhenUsed/>
     <w:qFormat/>
@@ -30684,11 +30675,11 @@
       <w:color w:val="0f4761" w:themeColor="accent1" w:themeShade="BF"/>
     </w:rPr>
   </w:style>
-  <w:style w:type="paragraph" w:styleId="832">
+  <w:style w:type="paragraph" w:styleId="834">
     <w:name w:val="Heading 6"/>
-    <w:basedOn w:val="886"/>
-    <w:next w:val="886"/>
-    <w:link w:val="842"/>
+    <w:basedOn w:val="888"/>
+    <w:next w:val="888"/>
+    <w:link w:val="844"/>
     <w:uiPriority w:val="9"/>
     <w:unhideWhenUsed/>
     <w:qFormat/>
@@ -30707,11 +30698,11 @@
       <w:color w:val="595959" w:themeColor="text1" w:themeTint="A6"/>
     </w:rPr>
   </w:style>
-  <w:style w:type="paragraph" w:styleId="833">
+  <w:style w:type="paragraph" w:styleId="835">
     <w:name w:val="Heading 7"/>
-    <w:basedOn w:val="886"/>
-    <w:next w:val="886"/>
-    <w:link w:val="843"/>
+    <w:basedOn w:val="888"/>
+    <w:next w:val="888"/>
+    <w:link w:val="845"/>
     <w:uiPriority w:val="9"/>
     <w:unhideWhenUsed/>
     <w:qFormat/>
@@ -30728,11 +30719,11 @@
       <w:color w:val="595959" w:themeColor="text1" w:themeTint="A6"/>
     </w:rPr>
   </w:style>
-  <w:style w:type="paragraph" w:styleId="834">
+  <w:style w:type="paragraph" w:styleId="836">
     <w:name w:val="Heading 8"/>
-    <w:basedOn w:val="886"/>
-    <w:next w:val="886"/>
-    <w:link w:val="844"/>
+    <w:basedOn w:val="888"/>
+    <w:next w:val="888"/>
+    <w:link w:val="846"/>
     <w:uiPriority w:val="9"/>
     <w:unhideWhenUsed/>
     <w:qFormat/>
@@ -30751,11 +30742,11 @@
       <w:color w:val="272727" w:themeColor="text1" w:themeTint="D8"/>
     </w:rPr>
   </w:style>
-  <w:style w:type="paragraph" w:styleId="835">
+  <w:style w:type="paragraph" w:styleId="837">
     <w:name w:val="Heading 9"/>
-    <w:basedOn w:val="886"/>
-    <w:next w:val="886"/>
-    <w:link w:val="845"/>
+    <w:basedOn w:val="888"/>
+    <w:next w:val="888"/>
+    <w:link w:val="847"/>
     <w:uiPriority w:val="9"/>
     <w:unhideWhenUsed/>
     <w:qFormat/>
@@ -30774,7 +30765,7 @@
       <w:color w:val="272727" w:themeColor="text1" w:themeTint="D8"/>
     </w:rPr>
   </w:style>
-  <w:style w:type="character" w:styleId="836" w:default="1">
+  <w:style w:type="character" w:styleId="838" w:default="1">
     <w:name w:val="Default Paragraph Font"/>
     <w:uiPriority w:val="1"/>
     <w:semiHidden/>
@@ -30785,10 +30776,10 @@
       <w:ind/>
     </w:pPr>
   </w:style>
-  <w:style w:type="character" w:styleId="837">
+  <w:style w:type="character" w:styleId="839">
     <w:name w:val="Heading 1 Char"/>
-    <w:basedOn w:val="836"/>
-    <w:link w:val="827"/>
+    <w:basedOn w:val="838"/>
+    <w:link w:val="829"/>
     <w:uiPriority w:val="9"/>
     <w:pPr>
       <w:pBdr/>
@@ -30802,10 +30793,10 @@
       <w:szCs w:val="40"/>
     </w:rPr>
   </w:style>
-  <w:style w:type="character" w:styleId="838">
+  <w:style w:type="character" w:styleId="840">
     <w:name w:val="Heading 2 Char"/>
-    <w:basedOn w:val="836"/>
-    <w:link w:val="828"/>
+    <w:basedOn w:val="838"/>
+    <w:link w:val="830"/>
     <w:uiPriority w:val="9"/>
     <w:pPr>
       <w:pBdr/>
@@ -30819,10 +30810,10 @@
       <w:szCs w:val="32"/>
     </w:rPr>
   </w:style>
-  <w:style w:type="character" w:styleId="839">
+  <w:style w:type="character" w:styleId="841">
     <w:name w:val="Heading 3 Char"/>
-    <w:basedOn w:val="836"/>
-    <w:link w:val="829"/>
+    <w:basedOn w:val="838"/>
+    <w:link w:val="831"/>
     <w:uiPriority w:val="9"/>
     <w:pPr>
       <w:pBdr/>
@@ -30836,10 +30827,10 @@
       <w:szCs w:val="28"/>
     </w:rPr>
   </w:style>
-  <w:style w:type="character" w:styleId="840">
+  <w:style w:type="character" w:styleId="842">
     <w:name w:val="Heading 4 Char"/>
-    <w:basedOn w:val="836"/>
-    <w:link w:val="830"/>
+    <w:basedOn w:val="838"/>
+    <w:link w:val="832"/>
     <w:uiPriority w:val="9"/>
     <w:pPr>
       <w:pBdr/>
@@ -30853,10 +30844,10 @@
       <w:color w:val="0f4761" w:themeColor="accent1" w:themeShade="BF"/>
     </w:rPr>
   </w:style>
-  <w:style w:type="character" w:styleId="841">
+  <w:style w:type="character" w:styleId="843">
     <w:name w:val="Heading 5 Char"/>
-    <w:basedOn w:val="836"/>
-    <w:link w:val="831"/>
+    <w:basedOn w:val="838"/>
+    <w:link w:val="833"/>
     <w:uiPriority w:val="9"/>
     <w:pPr>
       <w:pBdr/>
@@ -30868,10 +30859,10 @@
       <w:color w:val="0f4761" w:themeColor="accent1" w:themeShade="BF"/>
     </w:rPr>
   </w:style>
-  <w:style w:type="character" w:styleId="842">
+  <w:style w:type="character" w:styleId="844">
     <w:name w:val="Heading 6 Char"/>
-    <w:basedOn w:val="836"/>
-    <w:link w:val="832"/>
+    <w:basedOn w:val="838"/>
+    <w:link w:val="834"/>
     <w:uiPriority w:val="9"/>
     <w:pPr>
       <w:pBdr/>
@@ -30885,10 +30876,10 @@
       <w:color w:val="595959" w:themeColor="text1" w:themeTint="A6"/>
     </w:rPr>
   </w:style>
-  <w:style w:type="character" w:styleId="843">
+  <w:style w:type="character" w:styleId="845">
     <w:name w:val="Heading 7 Char"/>
-    <w:basedOn w:val="836"/>
-    <w:link w:val="833"/>
+    <w:basedOn w:val="838"/>
+    <w:link w:val="835"/>
     <w:uiPriority w:val="9"/>
     <w:pPr>
       <w:pBdr/>
@@ -30900,10 +30891,10 @@
       <w:color w:val="595959" w:themeColor="text1" w:themeTint="A6"/>
     </w:rPr>
   </w:style>
-  <w:style w:type="character" w:styleId="844">
+  <w:style w:type="character" w:styleId="846">
     <w:name w:val="Heading 8 Char"/>
-    <w:basedOn w:val="836"/>
-    <w:link w:val="834"/>
+    <w:basedOn w:val="838"/>
+    <w:link w:val="836"/>
     <w:uiPriority w:val="9"/>
     <w:pPr>
       <w:pBdr/>
@@ -30917,10 +30908,10 @@
       <w:color w:val="272727" w:themeColor="text1" w:themeTint="D8"/>
     </w:rPr>
   </w:style>
-  <w:style w:type="character" w:styleId="845">
+  <w:style w:type="character" w:styleId="847">
     <w:name w:val="Heading 9 Char"/>
-    <w:basedOn w:val="836"/>
-    <w:link w:val="835"/>
+    <w:basedOn w:val="838"/>
+    <w:link w:val="837"/>
     <w:uiPriority w:val="9"/>
     <w:pPr>
       <w:pBdr/>
@@ -30934,11 +30925,11 @@
       <w:color w:val="272727" w:themeColor="text1" w:themeTint="D8"/>
     </w:rPr>
   </w:style>
-  <w:style w:type="paragraph" w:styleId="846">
+  <w:style w:type="paragraph" w:styleId="848">
     <w:name w:val="Title"/>
-    <w:basedOn w:val="886"/>
-    <w:next w:val="886"/>
-    <w:link w:val="847"/>
+    <w:basedOn w:val="888"/>
+    <w:next w:val="888"/>
+    <w:link w:val="849"/>
     <w:uiPriority w:val="10"/>
     <w:qFormat/>
     <w:pPr>
@@ -30954,10 +30945,10 @@
       <w:szCs w:val="56"/>
     </w:rPr>
   </w:style>
-  <w:style w:type="character" w:styleId="847">
+  <w:style w:type="character" w:styleId="849">
     <w:name w:val="Title Char"/>
-    <w:basedOn w:val="836"/>
-    <w:link w:val="846"/>
+    <w:basedOn w:val="838"/>
+    <w:link w:val="848"/>
     <w:uiPriority w:val="10"/>
     <w:pPr>
       <w:pBdr/>
@@ -30971,11 +30962,11 @@
       <w:szCs w:val="56"/>
     </w:rPr>
   </w:style>
-  <w:style w:type="paragraph" w:styleId="848">
+  <w:style w:type="paragraph" w:styleId="850">
     <w:name w:val="Subtitle"/>
-    <w:basedOn w:val="886"/>
-    <w:next w:val="886"/>
-    <w:link w:val="849"/>
+    <w:basedOn w:val="888"/>
+    <w:next w:val="888"/>
+    <w:link w:val="851"/>
     <w:uiPriority w:val="11"/>
     <w:qFormat/>
     <w:pPr>
@@ -30993,10 +30984,10 @@
       <w:szCs w:val="28"/>
     </w:rPr>
   </w:style>
-  <w:style w:type="character" w:styleId="849">
+  <w:style w:type="character" w:styleId="851">
     <w:name w:val="Subtitle Char"/>
-    <w:basedOn w:val="836"/>
-    <w:link w:val="848"/>
+    <w:basedOn w:val="838"/>
+    <w:link w:val="850"/>
     <w:uiPriority w:val="11"/>
     <w:pPr>
       <w:pBdr/>
@@ -31010,11 +31001,11 @@
       <w:szCs w:val="28"/>
     </w:rPr>
   </w:style>
-  <w:style w:type="paragraph" w:styleId="850">
+  <w:style w:type="paragraph" w:styleId="852">
     <w:name w:val="Quote"/>
-    <w:basedOn w:val="886"/>
-    <w:next w:val="886"/>
-    <w:link w:val="851"/>
+    <w:basedOn w:val="888"/>
+    <w:next w:val="888"/>
+    <w:link w:val="853"/>
     <w:uiPriority w:val="29"/>
     <w:qFormat/>
     <w:pPr>
@@ -31029,10 +31020,10 @@
       <w:color w:val="404040" w:themeColor="text1" w:themeTint="BF"/>
     </w:rPr>
   </w:style>
-  <w:style w:type="character" w:styleId="851">
+  <w:style w:type="character" w:styleId="853">
     <w:name w:val="Quote Char"/>
-    <w:basedOn w:val="836"/>
-    <w:link w:val="850"/>
+    <w:basedOn w:val="838"/>
+    <w:link w:val="852"/>
     <w:uiPriority w:val="29"/>
     <w:pPr>
       <w:pBdr/>
@@ -31045,9 +31036,9 @@
       <w:color w:val="404040" w:themeColor="text1" w:themeTint="BF"/>
     </w:rPr>
   </w:style>
-  <w:style w:type="character" w:styleId="852">
+  <w:style w:type="character" w:styleId="854">
     <w:name w:val="Intense Emphasis"/>
-    <w:basedOn w:val="836"/>
+    <w:basedOn w:val="838"/>
     <w:uiPriority w:val="21"/>
     <w:qFormat/>
     <w:pPr>
@@ -31061,11 +31052,11 @@
       <w:color w:val="0f4761" w:themeColor="accent1" w:themeShade="BF"/>
     </w:rPr>
   </w:style>
-  <w:style w:type="paragraph" w:styleId="853">
+  <w:style w:type="paragraph" w:styleId="855">
     <w:name w:val="Intense Quote"/>
-    <w:basedOn w:val="886"/>
-    <w:next w:val="886"/>
-    <w:link w:val="854"/>
+    <w:basedOn w:val="888"/>
+    <w:next w:val="888"/>
+    <w:link w:val="856"/>
     <w:uiPriority w:val="30"/>
     <w:qFormat/>
     <w:pPr>
@@ -31083,10 +31074,10 @@
       <w:color w:val="0f4761" w:themeColor="accent1" w:themeShade="BF"/>
     </w:rPr>
   </w:style>
-  <w:style w:type="character" w:styleId="854">
+  <w:style w:type="character" w:styleId="856">
     <w:name w:val="Intense Quote Char"/>
-    <w:basedOn w:val="836"/>
-    <w:link w:val="853"/>
+    <w:basedOn w:val="838"/>
+    <w:link w:val="855"/>
     <w:uiPriority w:val="30"/>
     <w:pPr>
       <w:pBdr/>
@@ -31099,9 +31090,9 @@
       <w:color w:val="0f4761" w:themeColor="accent1" w:themeShade="BF"/>
     </w:rPr>
   </w:style>
-  <w:style w:type="character" w:styleId="855">
+  <w:style w:type="character" w:styleId="857">
     <w:name w:val="Intense Reference"/>
-    <w:basedOn w:val="836"/>
+    <w:basedOn w:val="838"/>
     <w:uiPriority w:val="32"/>
     <w:qFormat/>
     <w:pPr>
@@ -31117,9 +31108,9 @@
       <w:spacing w:val="5"/>
     </w:rPr>
   </w:style>
-  <w:style w:type="character" w:styleId="856">
+  <w:style w:type="character" w:styleId="858">
     <w:name w:val="Subtle Emphasis"/>
-    <w:basedOn w:val="836"/>
+    <w:basedOn w:val="838"/>
     <w:uiPriority w:val="19"/>
     <w:qFormat/>
     <w:pPr>
@@ -31133,9 +31124,9 @@
       <w:color w:val="404040" w:themeColor="text1" w:themeTint="BF"/>
     </w:rPr>
   </w:style>
-  <w:style w:type="character" w:styleId="857">
+  <w:style w:type="character" w:styleId="859">
     <w:name w:val="Emphasis"/>
-    <w:basedOn w:val="836"/>
+    <w:basedOn w:val="838"/>
     <w:uiPriority w:val="20"/>
     <w:qFormat/>
     <w:pPr>
@@ -31148,9 +31139,9 @@
       <w:iCs/>
     </w:rPr>
   </w:style>
-  <w:style w:type="character" w:styleId="858">
+  <w:style w:type="character" w:styleId="860">
     <w:name w:val="Strong"/>
-    <w:basedOn w:val="836"/>
+    <w:basedOn w:val="838"/>
     <w:uiPriority w:val="22"/>
     <w:qFormat/>
     <w:pPr>
@@ -31163,9 +31154,9 @@
       <w:bCs/>
     </w:rPr>
   </w:style>
-  <w:style w:type="character" w:styleId="859">
+  <w:style w:type="character" w:styleId="861">
     <w:name w:val="Subtle Reference"/>
-    <w:basedOn w:val="836"/>
+    <w:basedOn w:val="838"/>
     <w:uiPriority w:val="31"/>
     <w:qFormat/>
     <w:pPr>
@@ -31178,9 +31169,9 @@
       <w:color w:val="5a5a5a" w:themeColor="text1" w:themeTint="A5"/>
     </w:rPr>
   </w:style>
-  <w:style w:type="character" w:styleId="860">
+  <w:style w:type="character" w:styleId="862">
     <w:name w:val="Book Title"/>
-    <w:basedOn w:val="836"/>
+    <w:basedOn w:val="838"/>
     <w:uiPriority w:val="33"/>
     <w:qFormat/>
     <w:pPr>
@@ -31196,36 +31187,9 @@
       <w:spacing w:val="5"/>
     </w:rPr>
   </w:style>
-  <w:style w:type="paragraph" w:styleId="861">
+  <w:style w:type="paragraph" w:styleId="863">
     <w:name w:val="Header"/>
-    <w:basedOn w:val="886"/>
-    <w:link w:val="862"/>
-    <w:uiPriority w:val="99"/>
-    <w:unhideWhenUsed/>
-    <w:pPr>
-      <w:pBdr/>
-      <w:tabs>
-        <w:tab w:val="center" w:leader="none" w:pos="4844"/>
-        <w:tab w:val="right" w:leader="none" w:pos="9689"/>
-      </w:tabs>
-      <w:spacing w:after="0" w:line="240" w:lineRule="auto"/>
-      <w:ind/>
-    </w:pPr>
-  </w:style>
-  <w:style w:type="character" w:styleId="862">
-    <w:name w:val="Header Char"/>
-    <w:basedOn w:val="836"/>
-    <w:link w:val="861"/>
-    <w:uiPriority w:val="99"/>
-    <w:pPr>
-      <w:pBdr/>
-      <w:spacing/>
-      <w:ind/>
-    </w:pPr>
-  </w:style>
-  <w:style w:type="paragraph" w:styleId="863">
-    <w:name w:val="Footer"/>
-    <w:basedOn w:val="886"/>
+    <w:basedOn w:val="888"/>
     <w:link w:val="864"/>
     <w:uiPriority w:val="99"/>
     <w:unhideWhenUsed/>
@@ -31240,8 +31204,8 @@
     </w:pPr>
   </w:style>
   <w:style w:type="character" w:styleId="864">
-    <w:name w:val="Footer Char"/>
-    <w:basedOn w:val="836"/>
+    <w:name w:val="Header Char"/>
+    <w:basedOn w:val="838"/>
     <w:link w:val="863"/>
     <w:uiPriority w:val="99"/>
     <w:pPr>
@@ -31251,9 +31215,36 @@
     </w:pPr>
   </w:style>
   <w:style w:type="paragraph" w:styleId="865">
+    <w:name w:val="Footer"/>
+    <w:basedOn w:val="888"/>
+    <w:link w:val="866"/>
+    <w:uiPriority w:val="99"/>
+    <w:unhideWhenUsed/>
+    <w:pPr>
+      <w:pBdr/>
+      <w:tabs>
+        <w:tab w:val="center" w:leader="none" w:pos="4844"/>
+        <w:tab w:val="right" w:leader="none" w:pos="9689"/>
+      </w:tabs>
+      <w:spacing w:after="0" w:line="240" w:lineRule="auto"/>
+      <w:ind/>
+    </w:pPr>
+  </w:style>
+  <w:style w:type="character" w:styleId="866">
+    <w:name w:val="Footer Char"/>
+    <w:basedOn w:val="838"/>
+    <w:link w:val="865"/>
+    <w:uiPriority w:val="99"/>
+    <w:pPr>
+      <w:pBdr/>
+      <w:spacing/>
+      <w:ind/>
+    </w:pPr>
+  </w:style>
+  <w:style w:type="paragraph" w:styleId="867">
     <w:name w:val="Caption"/>
-    <w:basedOn w:val="886"/>
-    <w:next w:val="886"/>
+    <w:basedOn w:val="888"/>
+    <w:next w:val="888"/>
     <w:uiPriority w:val="35"/>
     <w:unhideWhenUsed/>
     <w:qFormat/>
@@ -31270,10 +31261,10 @@
       <w:szCs w:val="18"/>
     </w:rPr>
   </w:style>
-  <w:style w:type="paragraph" w:styleId="866">
+  <w:style w:type="paragraph" w:styleId="868">
     <w:name w:val="footnote text"/>
-    <w:basedOn w:val="886"/>
-    <w:link w:val="867"/>
+    <w:basedOn w:val="888"/>
+    <w:link w:val="869"/>
     <w:uiPriority w:val="99"/>
     <w:semiHidden/>
     <w:unhideWhenUsed/>
@@ -31287,10 +31278,10 @@
       <w:szCs w:val="20"/>
     </w:rPr>
   </w:style>
-  <w:style w:type="character" w:styleId="867">
+  <w:style w:type="character" w:styleId="869">
     <w:name w:val="Footnote Text Char"/>
-    <w:basedOn w:val="836"/>
-    <w:link w:val="866"/>
+    <w:basedOn w:val="838"/>
+    <w:link w:val="868"/>
     <w:uiPriority w:val="99"/>
     <w:semiHidden/>
     <w:pPr>
@@ -31303,9 +31294,9 @@
       <w:szCs w:val="20"/>
     </w:rPr>
   </w:style>
-  <w:style w:type="character" w:styleId="868">
+  <w:style w:type="character" w:styleId="870">
     <w:name w:val="footnote reference"/>
-    <w:basedOn w:val="836"/>
+    <w:basedOn w:val="838"/>
     <w:uiPriority w:val="99"/>
     <w:semiHidden/>
     <w:unhideWhenUsed/>
@@ -31318,10 +31309,10 @@
       <w:vertAlign w:val="superscript"/>
     </w:rPr>
   </w:style>
-  <w:style w:type="paragraph" w:styleId="869">
+  <w:style w:type="paragraph" w:styleId="871">
     <w:name w:val="endnote text"/>
-    <w:basedOn w:val="886"/>
-    <w:link w:val="870"/>
+    <w:basedOn w:val="888"/>
+    <w:link w:val="872"/>
     <w:uiPriority w:val="99"/>
     <w:semiHidden/>
     <w:unhideWhenUsed/>
@@ -31335,10 +31326,10 @@
       <w:szCs w:val="20"/>
     </w:rPr>
   </w:style>
-  <w:style w:type="character" w:styleId="870">
+  <w:style w:type="character" w:styleId="872">
     <w:name w:val="Endnote Text Char"/>
-    <w:basedOn w:val="836"/>
-    <w:link w:val="869"/>
+    <w:basedOn w:val="838"/>
+    <w:link w:val="871"/>
     <w:uiPriority w:val="99"/>
     <w:semiHidden/>
     <w:pPr>
@@ -31351,9 +31342,9 @@
       <w:szCs w:val="20"/>
     </w:rPr>
   </w:style>
-  <w:style w:type="character" w:styleId="871">
+  <w:style w:type="character" w:styleId="873">
     <w:name w:val="endnote reference"/>
-    <w:basedOn w:val="836"/>
+    <w:basedOn w:val="838"/>
     <w:uiPriority w:val="99"/>
     <w:semiHidden/>
     <w:unhideWhenUsed/>
@@ -31366,9 +31357,9 @@
       <w:vertAlign w:val="superscript"/>
     </w:rPr>
   </w:style>
-  <w:style w:type="character" w:styleId="872">
+  <w:style w:type="character" w:styleId="874">
     <w:name w:val="Hyperlink"/>
-    <w:basedOn w:val="836"/>
+    <w:basedOn w:val="838"/>
     <w:uiPriority w:val="99"/>
     <w:unhideWhenUsed/>
     <w:pPr>
@@ -31381,9 +31372,9 @@
       <w:u w:val="single"/>
     </w:rPr>
   </w:style>
-  <w:style w:type="character" w:styleId="873">
+  <w:style w:type="character" w:styleId="875">
     <w:name w:val="FollowedHyperlink"/>
-    <w:basedOn w:val="836"/>
+    <w:basedOn w:val="838"/>
     <w:uiPriority w:val="99"/>
     <w:semiHidden/>
     <w:unhideWhenUsed/>
@@ -31397,10 +31388,10 @@
       <w:u w:val="single"/>
     </w:rPr>
   </w:style>
-  <w:style w:type="paragraph" w:styleId="874">
+  <w:style w:type="paragraph" w:styleId="876">
     <w:name w:val="toc 1"/>
-    <w:basedOn w:val="886"/>
-    <w:next w:val="886"/>
+    <w:basedOn w:val="888"/>
+    <w:next w:val="888"/>
     <w:uiPriority w:val="39"/>
     <w:unhideWhenUsed/>
     <w:pPr>
@@ -31409,10 +31400,10 @@
       <w:ind/>
     </w:pPr>
   </w:style>
-  <w:style w:type="paragraph" w:styleId="875">
+  <w:style w:type="paragraph" w:styleId="877">
     <w:name w:val="toc 2"/>
-    <w:basedOn w:val="886"/>
-    <w:next w:val="886"/>
+    <w:basedOn w:val="888"/>
+    <w:next w:val="888"/>
     <w:uiPriority w:val="39"/>
     <w:unhideWhenUsed/>
     <w:pPr>
@@ -31421,10 +31412,10 @@
       <w:ind w:left="220"/>
     </w:pPr>
   </w:style>
-  <w:style w:type="paragraph" w:styleId="876">
+  <w:style w:type="paragraph" w:styleId="878">
     <w:name w:val="toc 3"/>
-    <w:basedOn w:val="886"/>
-    <w:next w:val="886"/>
+    <w:basedOn w:val="888"/>
+    <w:next w:val="888"/>
     <w:uiPriority w:val="39"/>
     <w:unhideWhenUsed/>
     <w:pPr>
@@ -31433,10 +31424,10 @@
       <w:ind w:left="440"/>
     </w:pPr>
   </w:style>
-  <w:style w:type="paragraph" w:styleId="877">
+  <w:style w:type="paragraph" w:styleId="879">
     <w:name w:val="toc 4"/>
-    <w:basedOn w:val="886"/>
-    <w:next w:val="886"/>
+    <w:basedOn w:val="888"/>
+    <w:next w:val="888"/>
     <w:uiPriority w:val="39"/>
     <w:unhideWhenUsed/>
     <w:pPr>
@@ -31445,10 +31436,10 @@
       <w:ind w:left="660"/>
     </w:pPr>
   </w:style>
-  <w:style w:type="paragraph" w:styleId="878">
+  <w:style w:type="paragraph" w:styleId="880">
     <w:name w:val="toc 5"/>
-    <w:basedOn w:val="886"/>
-    <w:next w:val="886"/>
+    <w:basedOn w:val="888"/>
+    <w:next w:val="888"/>
     <w:uiPriority w:val="39"/>
     <w:unhideWhenUsed/>
     <w:pPr>
@@ -31457,10 +31448,10 @@
       <w:ind w:left="880"/>
     </w:pPr>
   </w:style>
-  <w:style w:type="paragraph" w:styleId="879">
+  <w:style w:type="paragraph" w:styleId="881">
     <w:name w:val="toc 6"/>
-    <w:basedOn w:val="886"/>
-    <w:next w:val="886"/>
+    <w:basedOn w:val="888"/>
+    <w:next w:val="888"/>
     <w:uiPriority w:val="39"/>
     <w:unhideWhenUsed/>
     <w:pPr>
@@ -31469,10 +31460,10 @@
       <w:ind w:left="1100"/>
     </w:pPr>
   </w:style>
-  <w:style w:type="paragraph" w:styleId="880">
+  <w:style w:type="paragraph" w:styleId="882">
     <w:name w:val="toc 7"/>
-    <w:basedOn w:val="886"/>
-    <w:next w:val="886"/>
+    <w:basedOn w:val="888"/>
+    <w:next w:val="888"/>
     <w:uiPriority w:val="39"/>
     <w:unhideWhenUsed/>
     <w:pPr>
@@ -31481,10 +31472,10 @@
       <w:ind w:left="1320"/>
     </w:pPr>
   </w:style>
-  <w:style w:type="paragraph" w:styleId="881">
+  <w:style w:type="paragraph" w:styleId="883">
     <w:name w:val="toc 8"/>
-    <w:basedOn w:val="886"/>
-    <w:next w:val="886"/>
+    <w:basedOn w:val="888"/>
+    <w:next w:val="888"/>
     <w:uiPriority w:val="39"/>
     <w:unhideWhenUsed/>
     <w:pPr>
@@ -31493,10 +31484,10 @@
       <w:ind w:left="1540"/>
     </w:pPr>
   </w:style>
-  <w:style w:type="paragraph" w:styleId="882">
+  <w:style w:type="paragraph" w:styleId="884">
     <w:name w:val="toc 9"/>
-    <w:basedOn w:val="886"/>
-    <w:next w:val="886"/>
+    <w:basedOn w:val="888"/>
+    <w:next w:val="888"/>
     <w:uiPriority w:val="39"/>
     <w:unhideWhenUsed/>
     <w:pPr>
@@ -31505,9 +31496,9 @@
       <w:ind w:left="1760"/>
     </w:pPr>
   </w:style>
-  <w:style w:type="character" w:styleId="883">
+  <w:style w:type="character" w:styleId="885">
     <w:name w:val="Placeholder Text"/>
-    <w:basedOn w:val="836"/>
+    <w:basedOn w:val="838"/>
     <w:uiPriority w:val="99"/>
     <w:semiHidden/>
     <w:pPr>
@@ -31519,7 +31510,7 @@
       <w:color w:val="666666"/>
     </w:rPr>
   </w:style>
-  <w:style w:type="paragraph" w:styleId="884">
+  <w:style w:type="paragraph" w:styleId="886">
     <w:name w:val="TOC Heading"/>
     <w:uiPriority w:val="39"/>
     <w:unhideWhenUsed/>
@@ -31529,10 +31520,10 @@
       <w:ind/>
     </w:pPr>
   </w:style>
-  <w:style w:type="paragraph" w:styleId="885">
+  <w:style w:type="paragraph" w:styleId="887">
     <w:name w:val="table of figures"/>
-    <w:basedOn w:val="886"/>
-    <w:next w:val="886"/>
+    <w:basedOn w:val="888"/>
+    <w:next w:val="888"/>
     <w:uiPriority w:val="99"/>
     <w:unhideWhenUsed/>
     <w:pPr>
@@ -31541,7 +31532,7 @@
       <w:ind/>
     </w:pPr>
   </w:style>
-  <w:style w:type="paragraph" w:styleId="886" w:default="1">
+  <w:style w:type="paragraph" w:styleId="888" w:default="1">
     <w:name w:val="Normal"/>
     <w:qFormat/>
     <w:pPr>
@@ -31550,7 +31541,7 @@
       <w:ind/>
     </w:pPr>
   </w:style>
-  <w:style w:type="table" w:styleId="887" w:default="1">
+  <w:style w:type="table" w:styleId="889" w:default="1">
     <w:name w:val="Normal Table"/>
     <w:uiPriority w:val="99"/>
     <w:semiHidden/>
@@ -31743,7 +31734,7 @@
       </w:tcPr>
     </w:tblStylePr>
   </w:style>
-  <w:style w:type="numbering" w:styleId="888" w:default="1">
+  <w:style w:type="numbering" w:styleId="890" w:default="1">
     <w:name w:val="No List"/>
     <w:uiPriority w:val="99"/>
     <w:semiHidden/>
@@ -31754,9 +31745,9 @@
       <w:ind/>
     </w:pPr>
   </w:style>
-  <w:style w:type="paragraph" w:styleId="889">
+  <w:style w:type="paragraph" w:styleId="891">
     <w:name w:val="No Spacing"/>
-    <w:basedOn w:val="886"/>
+    <w:basedOn w:val="888"/>
     <w:uiPriority w:val="1"/>
     <w:qFormat/>
     <w:pPr>
@@ -31765,9 +31756,9 @@
       <w:ind/>
     </w:pPr>
   </w:style>
-  <w:style w:type="paragraph" w:styleId="890">
+  <w:style w:type="paragraph" w:styleId="892">
     <w:name w:val="List Paragraph"/>
-    <w:basedOn w:val="886"/>
+    <w:basedOn w:val="888"/>
     <w:uiPriority w:val="34"/>
     <w:qFormat/>
     <w:pPr>
